--- a/405 Slide Revisions 2026/Course Calendar/Calendar EMBA Hybrid -- Fall 2026.docx
+++ b/405 Slide Revisions 2026/Course Calendar/Calendar EMBA Hybrid -- Fall 2026.docx
@@ -225,7 +225,7 @@
                             <w:sz w:val="19"/>
                             <w:u w:val="none"/>
                           </w:rPr>
-                          <w:t>Time stamp for this version: Last updated August 28, 2026.</w:t>
+                          <w:t>Time stamp for this version: Last updated August 30, 2026.</w:t>
                         </w:r>
                       </w:p>
                     </w:txbxContent>
@@ -6609,7 +6609,7 @@
             <wp:positionV relativeFrom="paragraph">
               <wp:posOffset>-54864</wp:posOffset>
             </wp:positionV>
-            <wp:extent cx="5949360" cy="5579872"/>
+            <wp:extent cx="5949360" cy="5591175"/>
             <wp:effectExtent l="0" t="0" r="76200" b="76200"/>
             <wp:wrapNone/>
             <wp:docPr id="1026" name="Container 1026"/>
@@ -6620,11 +6620,11 @@
                   <wps:spPr bwMode="auto">
                     <a:xfrm>
                       <a:off x="0" y="0"/>
-                      <a:ext cx="5949360" cy="5579872"/>
+                      <a:ext cx="5949360" cy="5591175"/>
                     </a:xfrm>
                     <a:prstGeom prst="roundRect">
                       <a:avLst>
-                        <a:gd name="adj" fmla="val 2294"/>
+                        <a:gd name="adj" fmla="val 2289"/>
                       </a:avLst>
                     </a:prstGeom>
                     <a:solidFill>
@@ -6661,7 +6661,7 @@
       <w:r>
         <w:drawing xmlns:a="http://schemas.openxmlformats.org/drawingml/2006/main">
           <wp:inline distT="0" distB="0" distL="0" distR="0">
-            <wp:extent cx="5583600" cy="2993898"/>
+            <wp:extent cx="5583600" cy="3005201"/>
             <wp:effectExtent l="0" t="0" r="76200" b="76200"/>
             <wp:docPr id="1023" name="Card 1023"/>
             <a:graphic>
@@ -6671,11 +6671,11 @@
                   <wps:spPr bwMode="auto">
                     <a:xfrm>
                       <a:off x="0" y="0"/>
-                      <a:ext cx="5583600" cy="2993898"/>
+                      <a:ext cx="5583600" cy="3005201"/>
                     </a:xfrm>
                     <a:prstGeom prst="roundRect">
                       <a:avLst>
-                        <a:gd name="adj" fmla="val 3665"/>
+                        <a:gd name="adj" fmla="val 3651"/>
                       </a:avLst>
                     </a:prstGeom>
                     <a:solidFill>
@@ -6942,17 +6942,17 @@
                           <w:t>•</w:t>
                           <w:tab/>
                         </w:r>
-                        <w:hyperlink r:id="rId44">
-                          <w:r>
-                            <w:rPr>
-                              <w:rFonts w:ascii="Calibri" w:hAnsi="Calibri"/>
-                              <w:b/>
-                              <w:color w:val="365F91"/>
-                              <w:sz w:val="22"/>
-                            </w:rPr>
-                            <w:t xml:space="preserve">Video 1: Introduction to Market Structures</w:t>
-                          </w:r>
-                        </w:hyperlink>
+                        <w:r>
+                          <w:rPr>
+                            <w:rFonts w:ascii="Calibri" w:hAnsi="Calibri"/>
+                            <w:b w:val="0"/>
+                            <w:i w:val="0"/>
+                            <w:color w:val="1A1A1A"/>
+                            <w:sz w:val="22"/>
+                            <w:u w:val="none"/>
+                          </w:rPr>
+                          <w:t>Video 1: Introduction to Market Structures</w:t>
+                        </w:r>
                         <w:r>
                           <w:rPr>
                             <w:rFonts w:ascii="Calibri" w:hAnsi="Calibri"/>
@@ -6962,7 +6962,7 @@
                             <w:sz w:val="20"/>
                             <w:u w:val="none"/>
                           </w:rPr>
-                          <w:t xml:space="preserve">  (13 min)</w:t>
+                          <w:t xml:space="preserve">  (++)</w:t>
                         </w:r>
                       </w:p>
                       <w:p>
@@ -6985,17 +6985,17 @@
                           <w:t>•</w:t>
                           <w:tab/>
                         </w:r>
-                        <w:hyperlink r:id="rId45">
-                          <w:r>
-                            <w:rPr>
-                              <w:rFonts w:ascii="Calibri" w:hAnsi="Calibri"/>
-                              <w:b/>
-                              <w:color w:val="365F91"/>
-                              <w:sz w:val="22"/>
-                            </w:rPr>
-                            <w:t xml:space="preserve">Video 2: Profit Max of a Price Taker – Short Run</w:t>
-                          </w:r>
-                        </w:hyperlink>
+                        <w:r>
+                          <w:rPr>
+                            <w:rFonts w:ascii="Calibri" w:hAnsi="Calibri"/>
+                            <w:b w:val="0"/>
+                            <w:i w:val="0"/>
+                            <w:color w:val="1A1A1A"/>
+                            <w:sz w:val="22"/>
+                            <w:u w:val="none"/>
+                          </w:rPr>
+                          <w:t>Video 2: Perfect Competition</w:t>
+                        </w:r>
                         <w:r>
                           <w:rPr>
                             <w:rFonts w:ascii="Calibri" w:hAnsi="Calibri"/>
@@ -7005,7 +7005,7 @@
                             <w:sz w:val="20"/>
                             <w:u w:val="none"/>
                           </w:rPr>
-                          <w:t xml:space="preserve">  (47 min)</w:t>
+                          <w:t xml:space="preserve">  (++)</w:t>
                         </w:r>
                       </w:p>
                       <w:p>
@@ -7028,17 +7028,17 @@
                           <w:t>•</w:t>
                           <w:tab/>
                         </w:r>
-                        <w:hyperlink r:id="rId46">
-                          <w:r>
-                            <w:rPr>
-                              <w:rFonts w:ascii="Calibri" w:hAnsi="Calibri"/>
-                              <w:b/>
-                              <w:color w:val="365F91"/>
-                              <w:sz w:val="22"/>
-                            </w:rPr>
-                            <w:t xml:space="preserve">Video 3: Firm-level and market supply</w:t>
-                          </w:r>
-                        </w:hyperlink>
+                        <w:r>
+                          <w:rPr>
+                            <w:rFonts w:ascii="Calibri" w:hAnsi="Calibri"/>
+                            <w:b w:val="0"/>
+                            <w:i w:val="0"/>
+                            <w:color w:val="1A1A1A"/>
+                            <w:sz w:val="22"/>
+                            <w:u w:val="none"/>
+                          </w:rPr>
+                          <w:t>Video 3: Profit Maximization of a Price Taker – Short Run</w:t>
+                        </w:r>
                         <w:r>
                           <w:rPr>
                             <w:rFonts w:ascii="Calibri" w:hAnsi="Calibri"/>
@@ -7048,7 +7048,7 @@
                             <w:sz w:val="20"/>
                             <w:u w:val="none"/>
                           </w:rPr>
-                          <w:t xml:space="preserve">  (6 min)</w:t>
+                          <w:t xml:space="preserve">  (++)</w:t>
                         </w:r>
                       </w:p>
                       <w:p>
@@ -7071,17 +7071,17 @@
                           <w:t>•</w:t>
                           <w:tab/>
                         </w:r>
-                        <w:hyperlink r:id="rId47">
-                          <w:r>
-                            <w:rPr>
-                              <w:rFonts w:ascii="Calibri" w:hAnsi="Calibri"/>
-                              <w:b/>
-                              <w:color w:val="365F91"/>
-                              <w:sz w:val="22"/>
-                            </w:rPr>
-                            <w:t xml:space="preserve">Video 4: Long-run competitive equilibrium</w:t>
-                          </w:r>
-                        </w:hyperlink>
+                        <w:r>
+                          <w:rPr>
+                            <w:rFonts w:ascii="Calibri" w:hAnsi="Calibri"/>
+                            <w:b w:val="0"/>
+                            <w:i w:val="0"/>
+                            <w:color w:val="1A1A1A"/>
+                            <w:sz w:val="22"/>
+                            <w:u w:val="none"/>
+                          </w:rPr>
+                          <w:t>Video 4: Firm-Level and Market Supply</w:t>
+                        </w:r>
                         <w:r>
                           <w:rPr>
                             <w:rFonts w:ascii="Calibri" w:hAnsi="Calibri"/>
@@ -7091,24 +7091,50 @@
                             <w:sz w:val="20"/>
                             <w:u w:val="none"/>
                           </w:rPr>
-                          <w:t xml:space="preserve">  (11 min)</w:t>
+                          <w:t xml:space="preserve">  (++)</w:t>
                         </w:r>
                       </w:p>
                       <w:p>
                         <w:pPr>
-                          <w:spacing w:before="20" w:after="20"/>
-                          <w:ind w:left="432"/>
+                          <w:tabs>
+                            <w:tab w:pos="432" w:val="left"/>
+                          </w:tabs>
+                          <w:spacing w:before="0" w:after="20"/>
+                          <w:ind w:left="432" w:hanging="230"/>
                         </w:pPr>
                         <w:r>
                           <w:rPr>
                             <w:rFonts w:ascii="Calibri" w:hAnsi="Calibri"/>
                             <w:b w:val="0"/>
-                            <w:i/>
-                            <w:color w:val="555B66"/>
-                            <w:sz w:val="19"/>
+                            <w:i w:val="0"/>
+                            <w:color w:val="0B2B4E"/>
+                            <w:sz w:val="22"/>
                             <w:u w:val="none"/>
                           </w:rPr>
-                          <w:t>≈ 77 min of video in total</w:t>
+                          <w:t>•</w:t>
+                          <w:tab/>
+                        </w:r>
+                        <w:r>
+                          <w:rPr>
+                            <w:rFonts w:ascii="Calibri" w:hAnsi="Calibri"/>
+                            <w:b w:val="0"/>
+                            <w:i w:val="0"/>
+                            <w:color w:val="1A1A1A"/>
+                            <w:sz w:val="22"/>
+                            <w:u w:val="none"/>
+                          </w:rPr>
+                          <w:t>Video 5: Long-Run Competitive Equilibrium</w:t>
+                        </w:r>
+                        <w:r>
+                          <w:rPr>
+                            <w:rFonts w:ascii="Calibri" w:hAnsi="Calibri"/>
+                            <w:b w:val="0"/>
+                            <w:i w:val="0"/>
+                            <w:color w:val="555B66"/>
+                            <w:sz w:val="20"/>
+                            <w:u w:val="none"/>
+                          </w:rPr>
+                          <w:t xml:space="preserve">  (++)</w:t>
                         </w:r>
                       </w:p>
                     </w:txbxContent>
@@ -8762,7 +8788,7 @@
                           <w:t>•</w:t>
                           <w:tab/>
                         </w:r>
-                        <w:hyperlink r:id="rId48">
+                        <w:hyperlink r:id="rId44">
                           <w:r>
                             <w:rPr>
                               <w:rFonts w:ascii="Calibri" w:hAnsi="Calibri"/>
@@ -9489,7 +9515,7 @@
                           <w:t>•</w:t>
                           <w:tab/>
                         </w:r>
-                        <w:hyperlink r:id="rId49">
+                        <w:hyperlink r:id="rId45">
                           <w:r>
                             <w:rPr>
                               <w:rFonts w:ascii="Calibri" w:hAnsi="Calibri"/>
@@ -9532,7 +9558,7 @@
                           <w:t>•</w:t>
                           <w:tab/>
                         </w:r>
-                        <w:hyperlink r:id="rId50">
+                        <w:hyperlink r:id="rId46">
                           <w:r>
                             <w:rPr>
                               <w:rFonts w:ascii="Calibri" w:hAnsi="Calibri"/>
@@ -9575,7 +9601,7 @@
                           <w:t>•</w:t>
                           <w:tab/>
                         </w:r>
-                        <w:hyperlink r:id="rId51">
+                        <w:hyperlink r:id="rId47">
                           <w:r>
                             <w:rPr>
                               <w:rFonts w:ascii="Calibri" w:hAnsi="Calibri"/>
@@ -9618,7 +9644,7 @@
                           <w:t>•</w:t>
                           <w:tab/>
                         </w:r>
-                        <w:hyperlink r:id="rId52">
+                        <w:hyperlink r:id="rId48">
                           <w:r>
                             <w:rPr>
                               <w:rFonts w:ascii="Calibri" w:hAnsi="Calibri"/>
@@ -9661,7 +9687,7 @@
                           <w:t>•</w:t>
                           <w:tab/>
                         </w:r>
-                        <w:hyperlink r:id="rId53">
+                        <w:hyperlink r:id="rId49">
                           <w:r>
                             <w:rPr>
                               <w:rFonts w:ascii="Calibri" w:hAnsi="Calibri"/>
@@ -9704,7 +9730,7 @@
                           <w:t>•</w:t>
                           <w:tab/>
                         </w:r>
-                        <w:hyperlink r:id="rId54">
+                        <w:hyperlink r:id="rId50">
                           <w:r>
                             <w:rPr>
                               <w:rFonts w:ascii="Calibri" w:hAnsi="Calibri"/>
@@ -9747,7 +9773,7 @@
                           <w:t>•</w:t>
                           <w:tab/>
                         </w:r>
-                        <w:hyperlink r:id="rId55">
+                        <w:hyperlink r:id="rId51">
                           <w:r>
                             <w:rPr>
                               <w:rFonts w:ascii="Calibri" w:hAnsi="Calibri"/>
@@ -9790,7 +9816,7 @@
                           <w:t>•</w:t>
                           <w:tab/>
                         </w:r>
-                        <w:hyperlink r:id="rId56">
+                        <w:hyperlink r:id="rId52">
                           <w:r>
                             <w:rPr>
                               <w:rFonts w:ascii="Calibri" w:hAnsi="Calibri"/>
@@ -10582,7 +10608,7 @@
                           <w:t>•</w:t>
                           <w:tab/>
                         </w:r>
-                        <w:hyperlink r:id="rId57">
+                        <w:hyperlink r:id="rId53">
                           <w:r>
                             <w:rPr>
                               <w:rFonts w:ascii="Calibri" w:hAnsi="Calibri"/>
@@ -10641,7 +10667,7 @@
                           <w:t>•</w:t>
                           <w:tab/>
                         </w:r>
-                        <w:hyperlink r:id="rId58">
+                        <w:hyperlink r:id="rId54">
                           <w:r>
                             <w:rPr>
                               <w:rFonts w:ascii="Calibri" w:hAnsi="Calibri"/>
@@ -10700,7 +10726,7 @@
                           <w:t>•</w:t>
                           <w:tab/>
                         </w:r>
-                        <w:hyperlink r:id="rId59">
+                        <w:hyperlink r:id="rId55">
                           <w:r>
                             <w:rPr>
                               <w:rFonts w:ascii="Calibri" w:hAnsi="Calibri"/>
@@ -10743,7 +10769,7 @@
                           <w:t>•</w:t>
                           <w:tab/>
                         </w:r>
-                        <w:hyperlink r:id="rId60">
+                        <w:hyperlink r:id="rId56">
                           <w:r>
                             <w:rPr>
                               <w:rFonts w:ascii="Calibri" w:hAnsi="Calibri"/>
@@ -10786,7 +10812,7 @@
                           <w:t>•</w:t>
                           <w:tab/>
                         </w:r>
-                        <w:hyperlink r:id="rId61">
+                        <w:hyperlink r:id="rId57">
                           <w:r>
                             <w:rPr>
                               <w:rFonts w:ascii="Calibri" w:hAnsi="Calibri"/>
@@ -10829,7 +10855,7 @@
                           <w:t>•</w:t>
                           <w:tab/>
                         </w:r>
-                        <w:hyperlink r:id="rId62">
+                        <w:hyperlink r:id="rId58">
                           <w:r>
                             <w:rPr>
                               <w:rFonts w:ascii="Calibri" w:hAnsi="Calibri"/>
@@ -11772,7 +11798,7 @@
                           <w:t>•</w:t>
                           <w:tab/>
                         </w:r>
-                        <w:hyperlink r:id="rId63">
+                        <w:hyperlink r:id="rId59">
                           <w:r>
                             <w:rPr>
                               <w:rFonts w:ascii="Calibri" w:hAnsi="Calibri"/>
@@ -12703,7 +12729,7 @@
                           <w:t>•</w:t>
                           <w:tab/>
                         </w:r>
-                        <w:hyperlink r:id="rId64">
+                        <w:hyperlink r:id="rId60">
                           <w:r>
                             <w:rPr>
                               <w:rFonts w:ascii="Calibri" w:hAnsi="Calibri"/>
@@ -12746,7 +12772,7 @@
                           <w:t>•</w:t>
                           <w:tab/>
                         </w:r>
-                        <w:hyperlink r:id="rId65">
+                        <w:hyperlink r:id="rId61">
                           <w:r>
                             <w:rPr>
                               <w:rFonts w:ascii="Calibri" w:hAnsi="Calibri"/>
@@ -12822,7 +12848,7 @@
                           <w:t>•</w:t>
                           <w:tab/>
                         </w:r>
-                        <w:hyperlink r:id="rId66">
+                        <w:hyperlink r:id="rId62">
                           <w:r>
                             <w:rPr>
                               <w:rFonts w:ascii="Calibri" w:hAnsi="Calibri"/>
@@ -12881,7 +12907,7 @@
                           <w:t>•</w:t>
                           <w:tab/>
                         </w:r>
-                        <w:hyperlink r:id="rId67">
+                        <w:hyperlink r:id="rId63">
                           <w:r>
                             <w:rPr>
                               <w:rFonts w:ascii="Calibri" w:hAnsi="Calibri"/>

--- a/405 Slide Revisions 2026/Course Calendar/Calendar EMBA Hybrid -- Fall 2026.docx
+++ b/405 Slide Revisions 2026/Course Calendar/Calendar EMBA Hybrid -- Fall 2026.docx
@@ -225,7 +225,7 @@
                             <w:sz w:val="19"/>
                             <w:u w:val="none"/>
                           </w:rPr>
-                          <w:t>Time stamp for this version: Last updated August 30, 2026.</w:t>
+                          <w:t>Time stamp for this version: Last updated August 31, 2026.</w:t>
                         </w:r>
                       </w:p>
                     </w:txbxContent>
@@ -1248,7 +1248,7 @@
                 <w:sz w:val="19"/>
                 <w:u w:val="none"/>
               </w:rPr>
-              <w:t>Midterm</w:t>
+              <w:t>Midterm window</w:t>
             </w:r>
           </w:p>
           <w:p>
@@ -1261,7 +1261,7 @@
                 <w:sz w:val="18"/>
                 <w:u w:val="none"/>
               </w:rPr>
-              <w:t>Oct 29 – Nov 1</w:t>
+              <w:t>Oct 30 – 31</w:t>
             </w:r>
           </w:p>
         </w:tc>
@@ -1936,7 +1936,7 @@
                 <w:sz w:val="19"/>
                 <w:u w:val="none"/>
               </w:rPr>
-              <w:t>Final exam</w:t>
+              <w:t>Final Exam window</w:t>
             </w:r>
           </w:p>
           <w:p>
@@ -1949,7 +1949,7 @@
                 <w:sz w:val="18"/>
                 <w:u w:val="none"/>
               </w:rPr>
-              <w:t>Dec 11 – 13</w:t>
+              <w:t>Dec 12 – 13</w:t>
             </w:r>
           </w:p>
         </w:tc>
@@ -3373,7 +3373,7 @@
                             <w:sz w:val="22"/>
                             <w:u w:val="none"/>
                           </w:rPr>
-                          <w:t>On class material:</w:t>
+                          <w:t>About Class Material:</w:t>
                         </w:r>
                       </w:p>
                       <w:p>
@@ -4235,10 +4235,10 @@
             <wp:positionV relativeFrom="paragraph">
               <wp:posOffset>-54864</wp:posOffset>
             </wp:positionV>
-            <wp:extent cx="5949360" cy="6022721"/>
+            <wp:extent cx="5949360" cy="6899783"/>
             <wp:effectExtent l="0" t="0" r="76200" b="76200"/>
             <wp:wrapNone/>
-            <wp:docPr id="1015" name="Container 1015"/>
+            <wp:docPr id="1016" name="Container 1016"/>
             <a:graphic>
               <a:graphicData uri="http://schemas.microsoft.com/office/word/2010/wordprocessingShape">
                 <wps:wsp>
@@ -4246,7 +4246,7 @@
                   <wps:spPr bwMode="auto">
                     <a:xfrm>
                       <a:off x="0" y="0"/>
-                      <a:ext cx="5949360" cy="6022721"/>
+                      <a:ext cx="5949360" cy="6899783"/>
                     </a:xfrm>
                     <a:prstGeom prst="roundRect">
                       <a:avLst>
@@ -4760,7 +4760,7 @@
                             <w:sz w:val="22"/>
                             <w:u w:val="none"/>
                           </w:rPr>
-                          <w:t>On class material:</w:t>
+                          <w:t>About Class Material:</w:t>
                         </w:r>
                       </w:p>
                       <w:p>
@@ -5127,6 +5127,157 @@
     </w:p>
     <w:p>
       <w:pPr>
+        <w:spacing w:before="20" w:after="40"/>
+        <w:jc w:val="center"/>
+      </w:pPr>
+      <w:r>
+        <w:drawing xmlns:a="http://schemas.openxmlformats.org/drawingml/2006/main">
+          <wp:inline distT="0" distB="0" distL="0" distR="0">
+            <wp:extent cx="5583600" cy="800861"/>
+            <wp:effectExtent l="0" t="0" r="76200" b="76200"/>
+            <wp:docPr id="1015" name="Card 1015"/>
+            <a:graphic>
+              <a:graphicData uri="http://schemas.microsoft.com/office/word/2010/wordprocessingShape">
+                <wps:wsp>
+                  <wps:cNvSpPr/>
+                  <wps:spPr bwMode="auto">
+                    <a:xfrm>
+                      <a:off x="0" y="0"/>
+                      <a:ext cx="5583600" cy="800861"/>
+                    </a:xfrm>
+                    <a:prstGeom prst="roundRect">
+                      <a:avLst>
+                        <a:gd name="adj" fmla="val 13701"/>
+                      </a:avLst>
+                    </a:prstGeom>
+                    <a:solidFill>
+                      <a:srgbClr val="FFFFFF"/>
+                    </a:solidFill>
+                    <a:ln w="9525">
+                      <a:solidFill>
+                        <a:srgbClr val="0B2B4E"/>
+                      </a:solidFill>
+                    </a:ln>
+                    <a:effectLst>
+                      <a:outerShdw blurRad="63500" dist="27940" dir="5400000" rotWithShape="0">
+                        <a:srgbClr val="000000">
+                          <a:alpha val="30000"/>
+                        </a:srgbClr>
+                      </a:outerShdw>
+                    </a:effectLst>
+                  </wps:spPr>
+                  <wps:txbx>
+                    <w:txbxContent>
+                      <w:p>
+                        <w:pPr>
+                          <w:tabs>
+                            <w:tab w:pos="8159" w:val="right"/>
+                          </w:tabs>
+                          <w:spacing w:before="0" w:after="80"/>
+                          <w:shd w:val="clear" w:fill="0B2B4E"/>
+                        </w:pPr>
+                        <w:r>
+                          <w:rPr>
+                            <w:rFonts w:ascii="Calibri" w:hAnsi="Calibri"/>
+                            <w:b/>
+                            <w:i w:val="0"/>
+                            <w:color w:val="FFFFFF"/>
+                            <w:sz w:val="22"/>
+                            <w:u w:val="none"/>
+                          </w:rPr>
+                          <w:t xml:space="preserve"> Suggested Additional Practice Exercises</w:t>
+                        </w:r>
+                        <w:r>
+                          <w:rPr>
+                            <w:rFonts w:ascii="Segoe UI Symbol" w:hAnsi="Segoe UI Symbol"/>
+                            <w:b w:val="0"/>
+                            <w:i w:val="0"/>
+                            <w:color w:val="F6E8C9"/>
+                            <w:sz w:val="26"/>
+                            <w:u w:val="none"/>
+                          </w:rPr>
+                          <w:tab/>
+                          <w:t>✎</w:t>
+                        </w:r>
+                      </w:p>
+                      <w:p>
+                        <w:pPr>
+                          <w:tabs>
+                            <w:tab w:pos="432" w:val="left"/>
+                          </w:tabs>
+                          <w:spacing w:before="0" w:after="20"/>
+                          <w:ind w:left="432" w:hanging="230"/>
+                        </w:pPr>
+                        <w:r>
+                          <w:rPr>
+                            <w:rFonts w:ascii="Calibri" w:hAnsi="Calibri"/>
+                            <w:b w:val="0"/>
+                            <w:i w:val="0"/>
+                            <w:color w:val="0B2B4E"/>
+                            <w:sz w:val="22"/>
+                            <w:u w:val="none"/>
+                          </w:rPr>
+                          <w:t>•</w:t>
+                          <w:tab/>
+                        </w:r>
+                        <w:hyperlink r:id="rId32">
+                          <w:r>
+                            <w:rPr>
+                              <w:rFonts w:ascii="Calibri" w:hAnsi="Calibri"/>
+                              <w:b/>
+                              <w:color w:val="365F91"/>
+                              <w:sz w:val="22"/>
+                            </w:rPr>
+                            <w:t xml:space="preserve">Online quiz on Module 1: Basic Concepts and Economic Principles</w:t>
+                          </w:r>
+                        </w:hyperlink>
+                      </w:p>
+                      <w:p>
+                        <w:pPr>
+                          <w:tabs>
+                            <w:tab w:pos="432" w:val="left"/>
+                          </w:tabs>
+                          <w:spacing w:before="0" w:after="20"/>
+                          <w:ind w:left="432" w:hanging="230"/>
+                        </w:pPr>
+                        <w:r>
+                          <w:rPr>
+                            <w:rFonts w:ascii="Calibri" w:hAnsi="Calibri"/>
+                            <w:b w:val="0"/>
+                            <w:i w:val="0"/>
+                            <w:color w:val="0B2B4E"/>
+                            <w:sz w:val="22"/>
+                            <w:u w:val="none"/>
+                          </w:rPr>
+                          <w:t>•</w:t>
+                          <w:tab/>
+                        </w:r>
+                        <w:hyperlink r:id="rId33">
+                          <w:r>
+                            <w:rPr>
+                              <w:rFonts w:ascii="Calibri" w:hAnsi="Calibri"/>
+                              <w:b/>
+                              <w:color w:val="365F91"/>
+                              <w:sz w:val="22"/>
+                            </w:rPr>
+                            <w:t xml:space="preserve">Online quiz on Module 2: Demand Analysis</w:t>
+                          </w:r>
+                        </w:hyperlink>
+                      </w:p>
+                    </w:txbxContent>
+                  </wps:txbx>
+                  <wps:bodyPr rot="0" vert="horz" wrap="square" lIns="109728" tIns="54864" rIns="109728" bIns="54864" anchor="t" anchorCtr="0">
+                    <a:noAutofit/>
+                  </wps:bodyPr>
+                </wps:wsp>
+              </a:graphicData>
+            </a:graphic>
+          </wp:inline>
+        </w:drawing>
+      </w:r>
+    </w:p>
+    <w:p>
+      <w:pPr>
         <w:spacing w:before="0" w:after="120"/>
       </w:pPr>
       <w:r>
@@ -5273,7 +5424,7 @@
           <wp:inline distT="0" distB="0" distL="0" distR="0">
             <wp:extent cx="5949360" cy="348615"/>
             <wp:effectExtent l="0" t="0" r="76200" b="76200"/>
-            <wp:docPr id="1016" name="Card 1016"/>
+            <wp:docPr id="1017" name="Card 1017"/>
             <a:graphic>
               <a:graphicData uri="http://schemas.microsoft.com/office/word/2010/wordprocessingShape">
                 <wps:wsp>
@@ -5344,7 +5495,7 @@
           <wp:inline distT="0" distB="0" distL="0" distR="0">
             <wp:extent cx="5949360" cy="550037"/>
             <wp:effectExtent l="0" t="0" r="76200" b="76200"/>
-            <wp:docPr id="1017" name="Card 1017"/>
+            <wp:docPr id="1018" name="Card 1018"/>
             <a:graphic>
               <a:graphicData uri="http://schemas.microsoft.com/office/word/2010/wordprocessingShape">
                 <wps:wsp>
@@ -5450,7 +5601,7 @@
             <wp:extent cx="5949360" cy="5615178"/>
             <wp:effectExtent l="0" t="0" r="76200" b="76200"/>
             <wp:wrapNone/>
-            <wp:docPr id="1021" name="Container 1021"/>
+            <wp:docPr id="1022" name="Container 1022"/>
             <a:graphic>
               <a:graphicData uri="http://schemas.microsoft.com/office/word/2010/wordprocessingShape">
                 <wps:wsp>
@@ -5501,7 +5652,7 @@
           <wp:inline distT="0" distB="0" distL="0" distR="0">
             <wp:extent cx="5583600" cy="2412238"/>
             <wp:effectExtent l="0" t="0" r="76200" b="76200"/>
-            <wp:docPr id="1018" name="Card 1018"/>
+            <wp:docPr id="1019" name="Card 1019"/>
             <a:graphic>
               <a:graphicData uri="http://schemas.microsoft.com/office/word/2010/wordprocessingShape">
                 <wps:wsp>
@@ -5602,7 +5753,7 @@
                           <w:t>•</w:t>
                           <w:tab/>
                         </w:r>
-                        <w:hyperlink r:id="rId32">
+                        <w:hyperlink r:id="rId34">
                           <w:r>
                             <w:rPr>
                               <w:rFonts w:ascii="Calibri" w:hAnsi="Calibri"/>
@@ -5704,7 +5855,7 @@
                           <w:t>•</w:t>
                           <w:tab/>
                         </w:r>
-                        <w:hyperlink r:id="rId33">
+                        <w:hyperlink r:id="rId35">
                           <w:r>
                             <w:rPr>
                               <w:rFonts w:ascii="Calibri" w:hAnsi="Calibri"/>
@@ -5747,7 +5898,7 @@
                           <w:t>•</w:t>
                           <w:tab/>
                         </w:r>
-                        <w:hyperlink r:id="rId34">
+                        <w:hyperlink r:id="rId36">
                           <w:r>
                             <w:rPr>
                               <w:rFonts w:ascii="Calibri" w:hAnsi="Calibri"/>
@@ -5790,7 +5941,7 @@
                           <w:t>•</w:t>
                           <w:tab/>
                         </w:r>
-                        <w:hyperlink r:id="rId35">
+                        <w:hyperlink r:id="rId37">
                           <w:r>
                             <w:rPr>
                               <w:rFonts w:ascii="Calibri" w:hAnsi="Calibri"/>
@@ -5833,7 +5984,7 @@
                           <w:t>•</w:t>
                           <w:tab/>
                         </w:r>
-                        <w:hyperlink r:id="rId36">
+                        <w:hyperlink r:id="rId38">
                           <w:r>
                             <w:rPr>
                               <w:rFonts w:ascii="Calibri" w:hAnsi="Calibri"/>
@@ -5876,7 +6027,7 @@
                           <w:t>•</w:t>
                           <w:tab/>
                         </w:r>
-                        <w:hyperlink r:id="rId37">
+                        <w:hyperlink r:id="rId39">
                           <w:r>
                             <w:rPr>
                               <w:rFonts w:ascii="Calibri" w:hAnsi="Calibri"/>
@@ -5919,7 +6070,7 @@
                           <w:t>•</w:t>
                           <w:tab/>
                         </w:r>
-                        <w:hyperlink r:id="rId38">
+                        <w:hyperlink r:id="rId40">
                           <w:r>
                             <w:rPr>
                               <w:rFonts w:ascii="Calibri" w:hAnsi="Calibri"/>
@@ -5964,7 +6115,7 @@
           <wp:inline distT="0" distB="0" distL="0" distR="0">
             <wp:extent cx="5583600" cy="1040384"/>
             <wp:effectExtent l="0" t="0" r="76200" b="76200"/>
-            <wp:docPr id="1019" name="Card 1019"/>
+            <wp:docPr id="1020" name="Card 1020"/>
             <a:graphic>
               <a:graphicData uri="http://schemas.microsoft.com/office/word/2010/wordprocessingShape">
                 <wps:wsp>
@@ -6042,7 +6193,7 @@
                             <w:sz w:val="22"/>
                             <w:u w:val="none"/>
                           </w:rPr>
-                          <w:t>On class material:</w:t>
+                          <w:t>About Class Material:</w:t>
                         </w:r>
                       </w:p>
                       <w:p>
@@ -6065,7 +6216,7 @@
                           <w:t>•</w:t>
                           <w:tab/>
                         </w:r>
-                        <w:hyperlink r:id="rId39">
+                        <w:hyperlink r:id="rId41">
                           <w:r>
                             <w:rPr>
                               <w:rFonts w:ascii="Calibri" w:hAnsi="Calibri"/>
@@ -6108,7 +6259,7 @@
                           <w:t>•</w:t>
                           <w:tab/>
                         </w:r>
-                        <w:hyperlink r:id="rId40">
+                        <w:hyperlink r:id="rId42">
                           <w:r>
                             <w:rPr>
                               <w:rFonts w:ascii="Calibri" w:hAnsi="Calibri"/>
@@ -6153,7 +6304,7 @@
           <wp:inline distT="0" distB="0" distL="0" distR="0">
             <wp:extent cx="5583600" cy="1468628"/>
             <wp:effectExtent l="0" t="0" r="76200" b="76200"/>
-            <wp:docPr id="1020" name="Card 1020"/>
+            <wp:docPr id="1021" name="Card 1021"/>
             <a:graphic>
               <a:graphicData uri="http://schemas.microsoft.com/office/word/2010/wordprocessingShape">
                 <wps:wsp>
@@ -6506,7 +6657,7 @@
           <wp:inline distT="0" distB="0" distL="0" distR="0">
             <wp:extent cx="5949360" cy="550037"/>
             <wp:effectExtent l="0" t="0" r="76200" b="76200"/>
-            <wp:docPr id="1022" name="Card 1022"/>
+            <wp:docPr id="1023" name="Card 1023"/>
             <a:graphic>
               <a:graphicData uri="http://schemas.microsoft.com/office/word/2010/wordprocessingShape">
                 <wps:wsp>
@@ -6609,10 +6760,10 @@
             <wp:positionV relativeFrom="paragraph">
               <wp:posOffset>-54864</wp:posOffset>
             </wp:positionV>
-            <wp:extent cx="5949360" cy="5591175"/>
+            <wp:extent cx="5949360" cy="6279514"/>
             <wp:effectExtent l="0" t="0" r="76200" b="76200"/>
             <wp:wrapNone/>
-            <wp:docPr id="1026" name="Container 1026"/>
+            <wp:docPr id="1028" name="Container 1028"/>
             <a:graphic>
               <a:graphicData uri="http://schemas.microsoft.com/office/word/2010/wordprocessingShape">
                 <wps:wsp>
@@ -6620,11 +6771,11 @@
                   <wps:spPr bwMode="auto">
                     <a:xfrm>
                       <a:off x="0" y="0"/>
-                      <a:ext cx="5949360" cy="5591175"/>
+                      <a:ext cx="5949360" cy="6279514"/>
                     </a:xfrm>
                     <a:prstGeom prst="roundRect">
                       <a:avLst>
-                        <a:gd name="adj" fmla="val 2289"/>
+                        <a:gd name="adj" fmla="val 2200"/>
                       </a:avLst>
                     </a:prstGeom>
                     <a:solidFill>
@@ -6663,7 +6814,7 @@
           <wp:inline distT="0" distB="0" distL="0" distR="0">
             <wp:extent cx="5583600" cy="3005201"/>
             <wp:effectExtent l="0" t="0" r="76200" b="76200"/>
-            <wp:docPr id="1023" name="Card 1023"/>
+            <wp:docPr id="1024" name="Card 1024"/>
             <a:graphic>
               <a:graphicData uri="http://schemas.microsoft.com/office/word/2010/wordprocessingShape">
                 <wps:wsp>
@@ -6764,7 +6915,7 @@
                           <w:t>•</w:t>
                           <w:tab/>
                         </w:r>
-                        <w:hyperlink r:id="rId41">
+                        <w:hyperlink r:id="rId43">
                           <w:r>
                             <w:rPr>
                               <w:rFonts w:ascii="Calibri" w:hAnsi="Calibri"/>
@@ -6823,7 +6974,7 @@
                           <w:t>•</w:t>
                           <w:tab/>
                         </w:r>
-                        <w:hyperlink r:id="rId42">
+                        <w:hyperlink r:id="rId44">
                           <w:r>
                             <w:rPr>
                               <w:rFonts w:ascii="Calibri" w:hAnsi="Calibri"/>
@@ -6866,7 +7017,7 @@
                           <w:t>•</w:t>
                           <w:tab/>
                         </w:r>
-                        <w:hyperlink r:id="rId43">
+                        <w:hyperlink r:id="rId45">
                           <w:r>
                             <w:rPr>
                               <w:rFonts w:ascii="Calibri" w:hAnsi="Calibri"/>
@@ -7159,7 +7310,7 @@
           <wp:inline distT="0" distB="0" distL="0" distR="0">
             <wp:extent cx="5583600" cy="1040384"/>
             <wp:effectExtent l="0" t="0" r="76200" b="76200"/>
-            <wp:docPr id="1024" name="Card 1024"/>
+            <wp:docPr id="1025" name="Card 1025"/>
             <a:graphic>
               <a:graphicData uri="http://schemas.microsoft.com/office/word/2010/wordprocessingShape">
                 <wps:wsp>
@@ -7237,7 +7388,7 @@
                             <w:sz w:val="22"/>
                             <w:u w:val="none"/>
                           </w:rPr>
-                          <w:t>On class material:</w:t>
+                          <w:t>About Class Material:</w:t>
                         </w:r>
                       </w:p>
                       <w:p>
@@ -7326,7 +7477,7 @@
           <wp:inline distT="0" distB="0" distL="0" distR="0">
             <wp:extent cx="5583600" cy="851661"/>
             <wp:effectExtent l="0" t="0" r="76200" b="76200"/>
-            <wp:docPr id="1025" name="Card 1025"/>
+            <wp:docPr id="1026" name="Card 1026"/>
             <a:graphic>
               <a:graphicData uri="http://schemas.microsoft.com/office/word/2010/wordprocessingShape">
                 <wps:wsp>
@@ -7438,6 +7589,125 @@
                           </w:rPr>
                           <w:t>Ch. 8.1 – 8.3</w:t>
                         </w:r>
+                      </w:p>
+                    </w:txbxContent>
+                  </wps:txbx>
+                  <wps:bodyPr rot="0" vert="horz" wrap="square" lIns="109728" tIns="54864" rIns="109728" bIns="54864" anchor="t" anchorCtr="0">
+                    <a:noAutofit/>
+                  </wps:bodyPr>
+                </wps:wsp>
+              </a:graphicData>
+            </a:graphic>
+          </wp:inline>
+        </w:drawing>
+      </w:r>
+    </w:p>
+    <w:p>
+      <w:pPr>
+        <w:spacing w:before="20" w:after="40"/>
+        <w:jc w:val="center"/>
+      </w:pPr>
+      <w:r>
+        <w:drawing xmlns:a="http://schemas.openxmlformats.org/drawingml/2006/main">
+          <wp:inline distT="0" distB="0" distL="0" distR="0">
+            <wp:extent cx="5583600" cy="612139"/>
+            <wp:effectExtent l="0" t="0" r="76200" b="76200"/>
+            <wp:docPr id="1027" name="Card 1027"/>
+            <a:graphic>
+              <a:graphicData uri="http://schemas.microsoft.com/office/word/2010/wordprocessingShape">
+                <wps:wsp>
+                  <wps:cNvSpPr/>
+                  <wps:spPr bwMode="auto">
+                    <a:xfrm>
+                      <a:off x="0" y="0"/>
+                      <a:ext cx="5583600" cy="612139"/>
+                    </a:xfrm>
+                    <a:prstGeom prst="roundRect">
+                      <a:avLst>
+                        <a:gd name="adj" fmla="val 17925"/>
+                      </a:avLst>
+                    </a:prstGeom>
+                    <a:solidFill>
+                      <a:srgbClr val="FFFFFF"/>
+                    </a:solidFill>
+                    <a:ln w="9525">
+                      <a:solidFill>
+                        <a:srgbClr val="0B2B4E"/>
+                      </a:solidFill>
+                    </a:ln>
+                    <a:effectLst>
+                      <a:outerShdw blurRad="63500" dist="27940" dir="5400000" rotWithShape="0">
+                        <a:srgbClr val="000000">
+                          <a:alpha val="30000"/>
+                        </a:srgbClr>
+                      </a:outerShdw>
+                    </a:effectLst>
+                  </wps:spPr>
+                  <wps:txbx>
+                    <w:txbxContent>
+                      <w:p>
+                        <w:pPr>
+                          <w:tabs>
+                            <w:tab w:pos="8159" w:val="right"/>
+                          </w:tabs>
+                          <w:spacing w:before="0" w:after="80"/>
+                          <w:shd w:val="clear" w:fill="0B2B4E"/>
+                        </w:pPr>
+                        <w:r>
+                          <w:rPr>
+                            <w:rFonts w:ascii="Calibri" w:hAnsi="Calibri"/>
+                            <w:b/>
+                            <w:i w:val="0"/>
+                            <w:color w:val="FFFFFF"/>
+                            <w:sz w:val="22"/>
+                            <w:u w:val="none"/>
+                          </w:rPr>
+                          <w:t xml:space="preserve"> Suggested Additional Practice Exercises</w:t>
+                        </w:r>
+                        <w:r>
+                          <w:rPr>
+                            <w:rFonts w:ascii="Segoe UI Symbol" w:hAnsi="Segoe UI Symbol"/>
+                            <w:b w:val="0"/>
+                            <w:i w:val="0"/>
+                            <w:color w:val="F6E8C9"/>
+                            <w:sz w:val="26"/>
+                            <w:u w:val="none"/>
+                          </w:rPr>
+                          <w:tab/>
+                          <w:t>✎</w:t>
+                        </w:r>
+                      </w:p>
+                      <w:p>
+                        <w:pPr>
+                          <w:tabs>
+                            <w:tab w:pos="432" w:val="left"/>
+                          </w:tabs>
+                          <w:spacing w:before="0" w:after="20"/>
+                          <w:ind w:left="432" w:hanging="230"/>
+                        </w:pPr>
+                        <w:r>
+                          <w:rPr>
+                            <w:rFonts w:ascii="Calibri" w:hAnsi="Calibri"/>
+                            <w:b w:val="0"/>
+                            <w:i w:val="0"/>
+                            <w:color w:val="0B2B4E"/>
+                            <w:sz w:val="22"/>
+                            <w:u w:val="none"/>
+                          </w:rPr>
+                          <w:t>•</w:t>
+                          <w:tab/>
+                        </w:r>
+                        <w:hyperlink r:id="rId46">
+                          <w:r>
+                            <w:rPr>
+                              <w:rFonts w:ascii="Calibri" w:hAnsi="Calibri"/>
+                              <w:b/>
+                              <w:color w:val="365F91"/>
+                              <w:sz w:val="22"/>
+                            </w:rPr>
+                            <w:t xml:space="preserve">Online quiz on Module 3: Production &amp; Costs</w:t>
+                          </w:r>
+                        </w:hyperlink>
                       </w:p>
                     </w:txbxContent>
                   </wps:txbx>
@@ -7599,7 +7869,7 @@
           <wp:inline distT="0" distB="0" distL="0" distR="0">
             <wp:extent cx="5949360" cy="348615"/>
             <wp:effectExtent l="0" t="0" r="76200" b="76200"/>
-            <wp:docPr id="1027" name="Card 1027"/>
+            <wp:docPr id="1029" name="Card 1029"/>
             <a:graphic>
               <a:graphicData uri="http://schemas.microsoft.com/office/word/2010/wordprocessingShape">
                 <wps:wsp>
@@ -7670,7 +7940,7 @@
           <wp:inline distT="0" distB="0" distL="0" distR="0">
             <wp:extent cx="5949360" cy="927481"/>
             <wp:effectExtent l="0" t="0" r="76200" b="76200"/>
-            <wp:docPr id="1028" name="Card 1028"/>
+            <wp:docPr id="1030" name="Card 1030"/>
             <a:graphic>
               <a:graphicData uri="http://schemas.microsoft.com/office/word/2010/wordprocessingShape">
                 <wps:wsp>
@@ -7805,10 +8075,10 @@
             <wp:positionV relativeFrom="paragraph">
               <wp:posOffset>-54864</wp:posOffset>
             </wp:positionV>
-            <wp:extent cx="5949360" cy="2887218"/>
+            <wp:extent cx="5949360" cy="3575557"/>
             <wp:effectExtent l="0" t="0" r="76200" b="76200"/>
             <wp:wrapNone/>
-            <wp:docPr id="1031" name="Container 1031"/>
+            <wp:docPr id="1034" name="Container 1034"/>
             <a:graphic>
               <a:graphicData uri="http://schemas.microsoft.com/office/word/2010/wordprocessingShape">
                 <wps:wsp>
@@ -7816,11 +8086,11 @@
                   <wps:spPr bwMode="auto">
                     <a:xfrm>
                       <a:off x="0" y="0"/>
-                      <a:ext cx="5949360" cy="2887218"/>
+                      <a:ext cx="5949360" cy="3575557"/>
                     </a:xfrm>
                     <a:prstGeom prst="roundRect">
                       <a:avLst>
-                        <a:gd name="adj" fmla="val 4433"/>
+                        <a:gd name="adj" fmla="val 3580"/>
                       </a:avLst>
                     </a:prstGeom>
                     <a:solidFill>
@@ -7859,7 +8129,7 @@
           <wp:inline distT="0" distB="0" distL="0" distR="0">
             <wp:extent cx="5583600" cy="1040384"/>
             <wp:effectExtent l="0" t="0" r="76200" b="76200"/>
-            <wp:docPr id="1029" name="Card 1029"/>
+            <wp:docPr id="1031" name="Card 1031"/>
             <a:graphic>
               <a:graphicData uri="http://schemas.microsoft.com/office/word/2010/wordprocessingShape">
                 <wps:wsp>
@@ -7937,7 +8207,7 @@
                             <w:sz w:val="22"/>
                             <w:u w:val="none"/>
                           </w:rPr>
-                          <w:t>On class material:</w:t>
+                          <w:t>About Class Material:</w:t>
                         </w:r>
                       </w:p>
                       <w:p>
@@ -8026,7 +8296,7 @@
           <wp:inline distT="0" distB="0" distL="0" distR="0">
             <wp:extent cx="5583600" cy="1229105"/>
             <wp:effectExtent l="0" t="0" r="76200" b="76200"/>
-            <wp:docPr id="1030" name="Card 1030"/>
+            <wp:docPr id="1032" name="Card 1032"/>
             <a:graphic>
               <a:graphicData uri="http://schemas.microsoft.com/office/word/2010/wordprocessingShape">
                 <wps:wsp>
@@ -8217,6 +8487,125 @@
     </w:p>
     <w:p>
       <w:pPr>
+        <w:spacing w:before="20" w:after="40"/>
+        <w:jc w:val="center"/>
+      </w:pPr>
+      <w:r>
+        <w:drawing xmlns:a="http://schemas.openxmlformats.org/drawingml/2006/main">
+          <wp:inline distT="0" distB="0" distL="0" distR="0">
+            <wp:extent cx="5583600" cy="612139"/>
+            <wp:effectExtent l="0" t="0" r="76200" b="76200"/>
+            <wp:docPr id="1033" name="Card 1033"/>
+            <a:graphic>
+              <a:graphicData uri="http://schemas.microsoft.com/office/word/2010/wordprocessingShape">
+                <wps:wsp>
+                  <wps:cNvSpPr/>
+                  <wps:spPr bwMode="auto">
+                    <a:xfrm>
+                      <a:off x="0" y="0"/>
+                      <a:ext cx="5583600" cy="612139"/>
+                    </a:xfrm>
+                    <a:prstGeom prst="roundRect">
+                      <a:avLst>
+                        <a:gd name="adj" fmla="val 17925"/>
+                      </a:avLst>
+                    </a:prstGeom>
+                    <a:solidFill>
+                      <a:srgbClr val="FFFFFF"/>
+                    </a:solidFill>
+                    <a:ln w="9525">
+                      <a:solidFill>
+                        <a:srgbClr val="0B2B4E"/>
+                      </a:solidFill>
+                    </a:ln>
+                    <a:effectLst>
+                      <a:outerShdw blurRad="63500" dist="27940" dir="5400000" rotWithShape="0">
+                        <a:srgbClr val="000000">
+                          <a:alpha val="30000"/>
+                        </a:srgbClr>
+                      </a:outerShdw>
+                    </a:effectLst>
+                  </wps:spPr>
+                  <wps:txbx>
+                    <w:txbxContent>
+                      <w:p>
+                        <w:pPr>
+                          <w:tabs>
+                            <w:tab w:pos="8159" w:val="right"/>
+                          </w:tabs>
+                          <w:spacing w:before="0" w:after="80"/>
+                          <w:shd w:val="clear" w:fill="0B2B4E"/>
+                        </w:pPr>
+                        <w:r>
+                          <w:rPr>
+                            <w:rFonts w:ascii="Calibri" w:hAnsi="Calibri"/>
+                            <w:b/>
+                            <w:i w:val="0"/>
+                            <w:color w:val="FFFFFF"/>
+                            <w:sz w:val="22"/>
+                            <w:u w:val="none"/>
+                          </w:rPr>
+                          <w:t xml:space="preserve"> Suggested Additional Practice Exercises</w:t>
+                        </w:r>
+                        <w:r>
+                          <w:rPr>
+                            <w:rFonts w:ascii="Segoe UI Symbol" w:hAnsi="Segoe UI Symbol"/>
+                            <w:b w:val="0"/>
+                            <w:i w:val="0"/>
+                            <w:color w:val="F6E8C9"/>
+                            <w:sz w:val="26"/>
+                            <w:u w:val="none"/>
+                          </w:rPr>
+                          <w:tab/>
+                          <w:t>✎</w:t>
+                        </w:r>
+                      </w:p>
+                      <w:p>
+                        <w:pPr>
+                          <w:tabs>
+                            <w:tab w:pos="432" w:val="left"/>
+                          </w:tabs>
+                          <w:spacing w:before="0" w:after="20"/>
+                          <w:ind w:left="432" w:hanging="230"/>
+                        </w:pPr>
+                        <w:r>
+                          <w:rPr>
+                            <w:rFonts w:ascii="Calibri" w:hAnsi="Calibri"/>
+                            <w:b w:val="0"/>
+                            <w:i w:val="0"/>
+                            <w:color w:val="0B2B4E"/>
+                            <w:sz w:val="22"/>
+                            <w:u w:val="none"/>
+                          </w:rPr>
+                          <w:t>•</w:t>
+                          <w:tab/>
+                        </w:r>
+                        <w:hyperlink r:id="rId47">
+                          <w:r>
+                            <w:rPr>
+                              <w:rFonts w:ascii="Calibri" w:hAnsi="Calibri"/>
+                              <w:b/>
+                              <w:color w:val="365F91"/>
+                              <w:sz w:val="22"/>
+                            </w:rPr>
+                            <w:t xml:space="preserve">Online quiz on Module 4 (Part I): Competitive Markets and Market Interventions</w:t>
+                          </w:r>
+                        </w:hyperlink>
+                      </w:p>
+                    </w:txbxContent>
+                  </wps:txbx>
+                  <wps:bodyPr rot="0" vert="horz" wrap="square" lIns="109728" tIns="54864" rIns="109728" bIns="54864" anchor="t" anchorCtr="0">
+                    <a:noAutofit/>
+                  </wps:bodyPr>
+                </wps:wsp>
+              </a:graphicData>
+            </a:graphic>
+          </wp:inline>
+        </w:drawing>
+      </w:r>
+    </w:p>
+    <w:p>
+      <w:pPr>
         <w:spacing w:before="0" w:after="120"/>
       </w:pPr>
       <w:r>
@@ -8255,7 +8644,7 @@
           <wp:inline distT="0" distB="0" distL="0" distR="0">
             <wp:extent cx="5949360" cy="965581"/>
             <wp:effectExtent l="0" t="0" r="76200" b="76200"/>
-            <wp:docPr id="1032" name="Card 1032"/>
+            <wp:docPr id="1035" name="Card 1035"/>
             <a:graphic>
               <a:graphicData uri="http://schemas.microsoft.com/office/word/2010/wordprocessingShape">
                 <wps:wsp>
@@ -8515,7 +8904,7 @@
                 <w:sz w:val="19"/>
                 <w:u w:val="none"/>
               </w:rPr>
-              <w:t>Midterm window: Oct 29 – Nov 1</w:t>
+              <w:t>Midterm window: Oct 30 – 31</w:t>
             </w:r>
           </w:p>
         </w:tc>
@@ -8544,9 +8933,9 @@
       <w:r>
         <w:drawing xmlns:a="http://schemas.openxmlformats.org/drawingml/2006/main">
           <wp:inline distT="0" distB="0" distL="0" distR="0">
-            <wp:extent cx="5949360" cy="388620"/>
+            <wp:extent cx="5949360" cy="1162304"/>
             <wp:effectExtent l="0" t="0" r="76200" b="76200"/>
-            <wp:docPr id="1033" name="Card 1033"/>
+            <wp:docPr id="1036" name="Card 1036"/>
             <a:graphic>
               <a:graphicData uri="http://schemas.microsoft.com/office/word/2010/wordprocessingShape">
                 <wps:wsp>
@@ -8554,19 +8943,19 @@
                   <wps:spPr bwMode="auto">
                     <a:xfrm>
                       <a:off x="0" y="0"/>
-                      <a:ext cx="5949360" cy="388620"/>
+                      <a:ext cx="5949360" cy="1162304"/>
                     </a:xfrm>
                     <a:prstGeom prst="roundRect">
                       <a:avLst>
-                        <a:gd name="adj" fmla="val 18000"/>
+                        <a:gd name="adj" fmla="val 9440"/>
                       </a:avLst>
                     </a:prstGeom>
                     <a:solidFill>
-                      <a:srgbClr val="FFFFFF"/>
+                      <a:srgbClr val="FDF6E6"/>
                     </a:solidFill>
                     <a:ln w="9525">
                       <a:solidFill>
-                        <a:srgbClr val="0B2B4E"/>
+                        <a:srgbClr val="E09F3E"/>
                       </a:solidFill>
                     </a:ln>
                     <a:effectLst>
@@ -8581,7 +8970,8 @@
                     <w:txbxContent>
                       <w:p>
                         <w:pPr>
-                          <w:spacing w:before="0" w:after="0"/>
+                          <w:spacing w:before="0" w:after="80"/>
+                          <w:shd w:val="clear" w:fill="E09F3E"/>
                         </w:pPr>
                         <w:r>
                           <w:rPr>
@@ -8589,10 +8979,138 @@
                             <w:b/>
                             <w:i w:val="0"/>
                             <w:color w:val="0B2B4E"/>
-                            <w:sz w:val="28"/>
+                            <w:sz w:val="24"/>
                             <w:u w:val="none"/>
                           </w:rPr>
-                          <w:t>Midterm Exam (covers through Module 3)</w:t>
+                          <w:t xml:space="preserve"> Midterm Exam (online)</w:t>
+                        </w:r>
+                      </w:p>
+                      <w:p>
+                        <w:pPr>
+                          <w:tabs>
+                            <w:tab w:pos="432" w:val="left"/>
+                          </w:tabs>
+                          <w:spacing w:before="0" w:after="20"/>
+                          <w:ind w:left="432" w:hanging="230"/>
+                        </w:pPr>
+                        <w:r>
+                          <w:rPr>
+                            <w:rFonts w:ascii="Calibri" w:hAnsi="Calibri"/>
+                            <w:b w:val="0"/>
+                            <w:i w:val="0"/>
+                            <w:color w:val="0B2B4E"/>
+                            <w:sz w:val="22"/>
+                            <w:u w:val="none"/>
+                          </w:rPr>
+                          <w:t>•</w:t>
+                          <w:tab/>
+                        </w:r>
+                        <w:r>
+                          <w:rPr>
+                            <w:rFonts w:ascii="Calibri" w:hAnsi="Calibri"/>
+                            <w:b w:val="0"/>
+                            <w:i w:val="0"/>
+                            <w:color w:val="1A1A1A"/>
+                            <w:sz w:val="22"/>
+                            <w:u w:val="none"/>
+                          </w:rPr>
+                          <w:t>The midterm covers through Module 3.</w:t>
+                        </w:r>
+                      </w:p>
+                      <w:p>
+                        <w:pPr>
+                          <w:tabs>
+                            <w:tab w:pos="432" w:val="left"/>
+                          </w:tabs>
+                          <w:spacing w:before="0" w:after="20"/>
+                          <w:ind w:left="432" w:hanging="230"/>
+                        </w:pPr>
+                        <w:r>
+                          <w:rPr>
+                            <w:rFonts w:ascii="Calibri" w:hAnsi="Calibri"/>
+                            <w:b w:val="0"/>
+                            <w:i w:val="0"/>
+                            <w:color w:val="0B2B4E"/>
+                            <w:sz w:val="22"/>
+                            <w:u w:val="none"/>
+                          </w:rPr>
+                          <w:t>•</w:t>
+                          <w:tab/>
+                        </w:r>
+                        <w:r>
+                          <w:rPr>
+                            <w:rFonts w:ascii="Calibri" w:hAnsi="Calibri"/>
+                            <w:b w:val="0"/>
+                            <w:i w:val="0"/>
+                            <w:color w:val="1A1A1A"/>
+                            <w:sz w:val="22"/>
+                            <w:u w:val="none"/>
+                          </w:rPr>
+                          <w:t>3.5-hour window at home – exact time window to be determined, will be announced in class.</w:t>
+                        </w:r>
+                      </w:p>
+                      <w:p>
+                        <w:pPr>
+                          <w:tabs>
+                            <w:tab w:pos="432" w:val="left"/>
+                          </w:tabs>
+                          <w:spacing w:before="0" w:after="20"/>
+                          <w:ind w:left="432" w:hanging="230"/>
+                        </w:pPr>
+                        <w:r>
+                          <w:rPr>
+                            <w:rFonts w:ascii="Calibri" w:hAnsi="Calibri"/>
+                            <w:b w:val="0"/>
+                            <w:i w:val="0"/>
+                            <w:color w:val="0B2B4E"/>
+                            <w:sz w:val="22"/>
+                            <w:u w:val="none"/>
+                          </w:rPr>
+                          <w:t>•</w:t>
+                          <w:tab/>
+                        </w:r>
+                        <w:r>
+                          <w:rPr>
+                            <w:rFonts w:ascii="Calibri" w:hAnsi="Calibri"/>
+                            <w:b w:val="0"/>
+                            <w:i w:val="0"/>
+                            <w:color w:val="1A1A1A"/>
+                            <w:sz w:val="22"/>
+                            <w:u w:val="none"/>
+                          </w:rPr>
+                          <w:t>The midterm takes place online, with proctoring software.</w:t>
+                        </w:r>
+                      </w:p>
+                      <w:p>
+                        <w:pPr>
+                          <w:tabs>
+                            <w:tab w:pos="432" w:val="left"/>
+                          </w:tabs>
+                          <w:spacing w:before="0" w:after="20"/>
+                          <w:ind w:left="432" w:hanging="230"/>
+                        </w:pPr>
+                        <w:r>
+                          <w:rPr>
+                            <w:rFonts w:ascii="Calibri" w:hAnsi="Calibri"/>
+                            <w:b w:val="0"/>
+                            <w:i w:val="0"/>
+                            <w:color w:val="0B2B4E"/>
+                            <w:sz w:val="22"/>
+                            <w:u w:val="none"/>
+                          </w:rPr>
+                          <w:t>•</w:t>
+                          <w:tab/>
+                        </w:r>
+                        <w:r>
+                          <w:rPr>
+                            <w:rFonts w:ascii="Calibri" w:hAnsi="Calibri"/>
+                            <w:b w:val="0"/>
+                            <w:i w:val="0"/>
+                            <w:color w:val="1A1A1A"/>
+                            <w:sz w:val="22"/>
+                            <w:u w:val="none"/>
+                          </w:rPr>
+                          <w:t>Open book, open notes. Calculator allowed.</w:t>
                         </w:r>
                       </w:p>
                     </w:txbxContent>
@@ -8636,7 +9154,7 @@
             <wp:extent cx="5949360" cy="1581912"/>
             <wp:effectExtent l="0" t="0" r="76200" b="76200"/>
             <wp:wrapNone/>
-            <wp:docPr id="1035" name="Container 1035"/>
+            <wp:docPr id="1038" name="Container 1038"/>
             <a:graphic>
               <a:graphicData uri="http://schemas.microsoft.com/office/word/2010/wordprocessingShape">
                 <wps:wsp>
@@ -8687,7 +9205,7 @@
           <wp:inline distT="0" distB="0" distL="0" distR="0">
             <wp:extent cx="5583600" cy="851661"/>
             <wp:effectExtent l="0" t="0" r="76200" b="76200"/>
-            <wp:docPr id="1034" name="Card 1034"/>
+            <wp:docPr id="1037" name="Card 1037"/>
             <a:graphic>
               <a:graphicData uri="http://schemas.microsoft.com/office/word/2010/wordprocessingShape">
                 <wps:wsp>
@@ -8788,7 +9306,7 @@
                           <w:t>•</w:t>
                           <w:tab/>
                         </w:r>
-                        <w:hyperlink r:id="rId44">
+                        <w:hyperlink r:id="rId48">
                           <w:r>
                             <w:rPr>
                               <w:rFonts w:ascii="Calibri" w:hAnsi="Calibri"/>
@@ -8868,189 +9386,6 @@
           <w:sz w:val="4"/>
           <w:u w:val="none"/>
         </w:rPr>
-      </w:r>
-    </w:p>
-    <w:p>
-      <w:pPr>
-        <w:spacing w:before="0" w:after="80"/>
-      </w:pPr>
-      <w:r>
-        <w:rPr>
-          <w:rFonts w:ascii="Calibri" w:hAnsi="Calibri"/>
-          <w:b w:val="0"/>
-          <w:i w:val="0"/>
-          <w:color w:val="1A1A1A"/>
-          <w:sz w:val="4"/>
-          <w:u w:val="none"/>
-        </w:rPr>
-      </w:r>
-    </w:p>
-    <w:p>
-      <w:pPr>
-        <w:spacing w:before="20" w:after="40"/>
-        <w:jc w:val="center"/>
-      </w:pPr>
-      <w:r>
-        <w:drawing xmlns:a="http://schemas.openxmlformats.org/drawingml/2006/main">
-          <wp:inline distT="0" distB="0" distL="0" distR="0">
-            <wp:extent cx="5949360" cy="1141603"/>
-            <wp:effectExtent l="0" t="0" r="76200" b="76200"/>
-            <wp:docPr id="1036" name="Card 1036"/>
-            <a:graphic>
-              <a:graphicData uri="http://schemas.microsoft.com/office/word/2010/wordprocessingShape">
-                <wps:wsp>
-                  <wps:cNvSpPr/>
-                  <wps:spPr bwMode="auto">
-                    <a:xfrm>
-                      <a:off x="0" y="0"/>
-                      <a:ext cx="5949360" cy="1141603"/>
-                    </a:xfrm>
-                    <a:prstGeom prst="roundRect">
-                      <a:avLst>
-                        <a:gd name="adj" fmla="val 9611"/>
-                      </a:avLst>
-                    </a:prstGeom>
-                    <a:solidFill>
-                      <a:srgbClr val="FDF6E6"/>
-                    </a:solidFill>
-                    <a:ln w="9525">
-                      <a:solidFill>
-                        <a:srgbClr val="E09F3E"/>
-                      </a:solidFill>
-                    </a:ln>
-                    <a:effectLst>
-                      <a:outerShdw blurRad="63500" dist="27940" dir="5400000" rotWithShape="0">
-                        <a:srgbClr val="000000">
-                          <a:alpha val="30000"/>
-                        </a:srgbClr>
-                      </a:outerShdw>
-                    </a:effectLst>
-                  </wps:spPr>
-                  <wps:txbx>
-                    <w:txbxContent>
-                      <w:p>
-                        <w:pPr>
-                          <w:spacing w:before="0" w:after="80"/>
-                          <w:shd w:val="clear" w:fill="E09F3E"/>
-                        </w:pPr>
-                        <w:r>
-                          <w:rPr>
-                            <w:rFonts w:ascii="Calibri" w:hAnsi="Calibri"/>
-                            <w:b/>
-                            <w:i w:val="0"/>
-                            <w:color w:val="0B2B4E"/>
-                            <w:sz w:val="23"/>
-                            <w:u w:val="none"/>
-                          </w:rPr>
-                          <w:t xml:space="preserve"> Individual Midterm Assignment   ·   online   ·   Thu, Oct 29 – Sun, Nov 1</w:t>
-                        </w:r>
-                      </w:p>
-                      <w:p>
-                        <w:pPr>
-                          <w:tabs>
-                            <w:tab w:pos="432" w:val="left"/>
-                          </w:tabs>
-                          <w:spacing w:before="0" w:after="20"/>
-                          <w:ind w:left="432" w:hanging="230"/>
-                        </w:pPr>
-                        <w:r>
-                          <w:rPr>
-                            <w:rFonts w:ascii="Calibri" w:hAnsi="Calibri"/>
-                            <w:b w:val="0"/>
-                            <w:i w:val="0"/>
-                            <w:color w:val="0B2B4E"/>
-                            <w:sz w:val="22"/>
-                            <w:u w:val="none"/>
-                          </w:rPr>
-                          <w:t>•</w:t>
-                          <w:tab/>
-                        </w:r>
-                        <w:r>
-                          <w:rPr>
-                            <w:rFonts w:ascii="Calibri" w:hAnsi="Calibri"/>
-                            <w:b w:val="0"/>
-                            <w:i w:val="0"/>
-                            <w:color w:val="1A1A1A"/>
-                            <w:sz w:val="22"/>
-                            <w:u w:val="none"/>
-                          </w:rPr>
-                          <w:t>The midterm covers through Module 3.</w:t>
-                        </w:r>
-                      </w:p>
-                      <w:p>
-                        <w:pPr>
-                          <w:tabs>
-                            <w:tab w:pos="432" w:val="left"/>
-                          </w:tabs>
-                          <w:spacing w:before="0" w:after="20"/>
-                          <w:ind w:left="432" w:hanging="230"/>
-                        </w:pPr>
-                        <w:r>
-                          <w:rPr>
-                            <w:rFonts w:ascii="Calibri" w:hAnsi="Calibri"/>
-                            <w:b w:val="0"/>
-                            <w:i w:val="0"/>
-                            <w:color w:val="0B2B4E"/>
-                            <w:sz w:val="22"/>
-                            <w:u w:val="none"/>
-                          </w:rPr>
-                          <w:t>•</w:t>
-                          <w:tab/>
-                        </w:r>
-                        <w:r>
-                          <w:rPr>
-                            <w:rFonts w:ascii="Calibri" w:hAnsi="Calibri"/>
-                            <w:b w:val="0"/>
-                            <w:i w:val="0"/>
-                            <w:color w:val="1A1A1A"/>
-                            <w:sz w:val="22"/>
-                            <w:u w:val="none"/>
-                          </w:rPr>
-                          <w:t>2-hour window at home, any time between Thu, Oct 29, 12:01 am and Sun, Nov 1, 11:59 pm (submission deadline).</w:t>
-                        </w:r>
-                      </w:p>
-                      <w:p>
-                        <w:pPr>
-                          <w:tabs>
-                            <w:tab w:pos="432" w:val="left"/>
-                          </w:tabs>
-                          <w:spacing w:before="0" w:after="20"/>
-                          <w:ind w:left="432" w:hanging="230"/>
-                        </w:pPr>
-                        <w:r>
-                          <w:rPr>
-                            <w:rFonts w:ascii="Calibri" w:hAnsi="Calibri"/>
-                            <w:b w:val="0"/>
-                            <w:i w:val="0"/>
-                            <w:color w:val="0B2B4E"/>
-                            <w:sz w:val="22"/>
-                            <w:u w:val="none"/>
-                          </w:rPr>
-                          <w:t>•</w:t>
-                          <w:tab/>
-                        </w:r>
-                        <w:r>
-                          <w:rPr>
-                            <w:rFonts w:ascii="Calibri" w:hAnsi="Calibri"/>
-                            <w:b w:val="0"/>
-                            <w:i w:val="0"/>
-                            <w:color w:val="1A1A1A"/>
-                            <w:sz w:val="22"/>
-                            <w:u w:val="none"/>
-                          </w:rPr>
-                          <w:t>The midterm takes place online.</w:t>
-                        </w:r>
-                      </w:p>
-                    </w:txbxContent>
-                  </wps:txbx>
-                  <wps:bodyPr rot="0" vert="horz" wrap="square" lIns="109728" tIns="54864" rIns="109728" bIns="54864" anchor="t" anchorCtr="0">
-                    <a:noAutofit/>
-                  </wps:bodyPr>
-                </wps:wsp>
-              </a:graphicData>
-            </a:graphic>
-          </wp:inline>
-        </w:drawing>
       </w:r>
     </w:p>
     <w:p>
@@ -9186,7 +9521,7 @@
           <wp:inline distT="0" distB="0" distL="0" distR="0">
             <wp:extent cx="5949360" cy="348615"/>
             <wp:effectExtent l="0" t="0" r="76200" b="76200"/>
-            <wp:docPr id="1037" name="Card 1037"/>
+            <wp:docPr id="1039" name="Card 1039"/>
             <a:graphic>
               <a:graphicData uri="http://schemas.microsoft.com/office/word/2010/wordprocessingShape">
                 <wps:wsp>
@@ -9257,7 +9592,7 @@
           <wp:inline distT="0" distB="0" distL="0" distR="0">
             <wp:extent cx="5949360" cy="550037"/>
             <wp:effectExtent l="0" t="0" r="76200" b="76200"/>
-            <wp:docPr id="1038" name="Card 1038"/>
+            <wp:docPr id="1040" name="Card 1040"/>
             <a:graphic>
               <a:graphicData uri="http://schemas.microsoft.com/office/word/2010/wordprocessingShape">
                 <wps:wsp>
@@ -9360,10 +9695,10 @@
             <wp:positionV relativeFrom="paragraph">
               <wp:posOffset>-54864</wp:posOffset>
             </wp:positionV>
-            <wp:extent cx="5949360" cy="5300853"/>
+            <wp:extent cx="5949360" cy="6177915"/>
             <wp:effectExtent l="0" t="0" r="76200" b="76200"/>
             <wp:wrapNone/>
-            <wp:docPr id="1042" name="Container 1042"/>
+            <wp:docPr id="1045" name="Container 1045"/>
             <a:graphic>
               <a:graphicData uri="http://schemas.microsoft.com/office/word/2010/wordprocessingShape">
                 <wps:wsp>
@@ -9371,11 +9706,11 @@
                   <wps:spPr bwMode="auto">
                     <a:xfrm>
                       <a:off x="0" y="0"/>
-                      <a:ext cx="5949360" cy="5300853"/>
+                      <a:ext cx="5949360" cy="6177915"/>
                     </a:xfrm>
                     <a:prstGeom prst="roundRect">
                       <a:avLst>
-                        <a:gd name="adj" fmla="val 2415"/>
+                        <a:gd name="adj" fmla="val 2200"/>
                       </a:avLst>
                     </a:prstGeom>
                     <a:solidFill>
@@ -9414,7 +9749,7 @@
           <wp:inline distT="0" distB="0" distL="0" distR="0">
             <wp:extent cx="5583600" cy="2526157"/>
             <wp:effectExtent l="0" t="0" r="76200" b="76200"/>
-            <wp:docPr id="1039" name="Card 1039"/>
+            <wp:docPr id="1041" name="Card 1041"/>
             <a:graphic>
               <a:graphicData uri="http://schemas.microsoft.com/office/word/2010/wordprocessingShape">
                 <wps:wsp>
@@ -9515,7 +9850,7 @@
                           <w:t>•</w:t>
                           <w:tab/>
                         </w:r>
-                        <w:hyperlink r:id="rId45">
+                        <w:hyperlink r:id="rId49">
                           <w:r>
                             <w:rPr>
                               <w:rFonts w:ascii="Calibri" w:hAnsi="Calibri"/>
@@ -9558,7 +9893,7 @@
                           <w:t>•</w:t>
                           <w:tab/>
                         </w:r>
-                        <w:hyperlink r:id="rId46">
+                        <w:hyperlink r:id="rId50">
                           <w:r>
                             <w:rPr>
                               <w:rFonts w:ascii="Calibri" w:hAnsi="Calibri"/>
@@ -9601,7 +9936,7 @@
                           <w:t>•</w:t>
                           <w:tab/>
                         </w:r>
-                        <w:hyperlink r:id="rId47">
+                        <w:hyperlink r:id="rId51">
                           <w:r>
                             <w:rPr>
                               <w:rFonts w:ascii="Calibri" w:hAnsi="Calibri"/>
@@ -9644,7 +9979,7 @@
                           <w:t>•</w:t>
                           <w:tab/>
                         </w:r>
-                        <w:hyperlink r:id="rId48">
+                        <w:hyperlink r:id="rId52">
                           <w:r>
                             <w:rPr>
                               <w:rFonts w:ascii="Calibri" w:hAnsi="Calibri"/>
@@ -9687,7 +10022,7 @@
                           <w:t>•</w:t>
                           <w:tab/>
                         </w:r>
-                        <w:hyperlink r:id="rId49">
+                        <w:hyperlink r:id="rId53">
                           <w:r>
                             <w:rPr>
                               <w:rFonts w:ascii="Calibri" w:hAnsi="Calibri"/>
@@ -9730,7 +10065,7 @@
                           <w:t>•</w:t>
                           <w:tab/>
                         </w:r>
-                        <w:hyperlink r:id="rId50">
+                        <w:hyperlink r:id="rId54">
                           <w:r>
                             <w:rPr>
                               <w:rFonts w:ascii="Calibri" w:hAnsi="Calibri"/>
@@ -9773,7 +10108,7 @@
                           <w:t>•</w:t>
                           <w:tab/>
                         </w:r>
-                        <w:hyperlink r:id="rId51">
+                        <w:hyperlink r:id="rId55">
                           <w:r>
                             <w:rPr>
                               <w:rFonts w:ascii="Calibri" w:hAnsi="Calibri"/>
@@ -9816,7 +10151,7 @@
                           <w:t>•</w:t>
                           <w:tab/>
                         </w:r>
-                        <w:hyperlink r:id="rId52">
+                        <w:hyperlink r:id="rId56">
                           <w:r>
                             <w:rPr>
                               <w:rFonts w:ascii="Calibri" w:hAnsi="Calibri"/>
@@ -9878,7 +10213,7 @@
           <wp:inline distT="0" distB="0" distL="0" distR="0">
             <wp:extent cx="5583600" cy="1040384"/>
             <wp:effectExtent l="0" t="0" r="76200" b="76200"/>
-            <wp:docPr id="1040" name="Card 1040"/>
+            <wp:docPr id="1042" name="Card 1042"/>
             <a:graphic>
               <a:graphicData uri="http://schemas.microsoft.com/office/word/2010/wordprocessingShape">
                 <wps:wsp>
@@ -9956,7 +10291,7 @@
                             <w:sz w:val="22"/>
                             <w:u w:val="none"/>
                           </w:rPr>
-                          <w:t>On class material:</w:t>
+                          <w:t>About Class Material:</w:t>
                         </w:r>
                       </w:p>
                       <w:p>
@@ -10045,7 +10380,7 @@
           <wp:inline distT="0" distB="0" distL="0" distR="0">
             <wp:extent cx="5583600" cy="1040384"/>
             <wp:effectExtent l="0" t="0" r="76200" b="76200"/>
-            <wp:docPr id="1041" name="Card 1041"/>
+            <wp:docPr id="1043" name="Card 1043"/>
             <a:graphic>
               <a:graphicData uri="http://schemas.microsoft.com/office/word/2010/wordprocessingShape">
                 <wps:wsp>
@@ -10189,6 +10524,157 @@
                           </w:rPr>
                           <w:t>Ch. 10.6</w:t>
                         </w:r>
+                      </w:p>
+                    </w:txbxContent>
+                  </wps:txbx>
+                  <wps:bodyPr rot="0" vert="horz" wrap="square" lIns="109728" tIns="54864" rIns="109728" bIns="54864" anchor="t" anchorCtr="0">
+                    <a:noAutofit/>
+                  </wps:bodyPr>
+                </wps:wsp>
+              </a:graphicData>
+            </a:graphic>
+          </wp:inline>
+        </w:drawing>
+      </w:r>
+    </w:p>
+    <w:p>
+      <w:pPr>
+        <w:spacing w:before="20" w:after="40"/>
+        <w:jc w:val="center"/>
+      </w:pPr>
+      <w:r>
+        <w:drawing xmlns:a="http://schemas.openxmlformats.org/drawingml/2006/main">
+          <wp:inline distT="0" distB="0" distL="0" distR="0">
+            <wp:extent cx="5583600" cy="800861"/>
+            <wp:effectExtent l="0" t="0" r="76200" b="76200"/>
+            <wp:docPr id="1044" name="Card 1044"/>
+            <a:graphic>
+              <a:graphicData uri="http://schemas.microsoft.com/office/word/2010/wordprocessingShape">
+                <wps:wsp>
+                  <wps:cNvSpPr/>
+                  <wps:spPr bwMode="auto">
+                    <a:xfrm>
+                      <a:off x="0" y="0"/>
+                      <a:ext cx="5583600" cy="800861"/>
+                    </a:xfrm>
+                    <a:prstGeom prst="roundRect">
+                      <a:avLst>
+                        <a:gd name="adj" fmla="val 13701"/>
+                      </a:avLst>
+                    </a:prstGeom>
+                    <a:solidFill>
+                      <a:srgbClr val="FFFFFF"/>
+                    </a:solidFill>
+                    <a:ln w="9525">
+                      <a:solidFill>
+                        <a:srgbClr val="0B2B4E"/>
+                      </a:solidFill>
+                    </a:ln>
+                    <a:effectLst>
+                      <a:outerShdw blurRad="63500" dist="27940" dir="5400000" rotWithShape="0">
+                        <a:srgbClr val="000000">
+                          <a:alpha val="30000"/>
+                        </a:srgbClr>
+                      </a:outerShdw>
+                    </a:effectLst>
+                  </wps:spPr>
+                  <wps:txbx>
+                    <w:txbxContent>
+                      <w:p>
+                        <w:pPr>
+                          <w:tabs>
+                            <w:tab w:pos="8159" w:val="right"/>
+                          </w:tabs>
+                          <w:spacing w:before="0" w:after="80"/>
+                          <w:shd w:val="clear" w:fill="0B2B4E"/>
+                        </w:pPr>
+                        <w:r>
+                          <w:rPr>
+                            <w:rFonts w:ascii="Calibri" w:hAnsi="Calibri"/>
+                            <w:b/>
+                            <w:i w:val="0"/>
+                            <w:color w:val="FFFFFF"/>
+                            <w:sz w:val="22"/>
+                            <w:u w:val="none"/>
+                          </w:rPr>
+                          <w:t xml:space="preserve"> Suggested Additional Practice Exercises</w:t>
+                        </w:r>
+                        <w:r>
+                          <w:rPr>
+                            <w:rFonts w:ascii="Segoe UI Symbol" w:hAnsi="Segoe UI Symbol"/>
+                            <w:b w:val="0"/>
+                            <w:i w:val="0"/>
+                            <w:color w:val="F6E8C9"/>
+                            <w:sz w:val="26"/>
+                            <w:u w:val="none"/>
+                          </w:rPr>
+                          <w:tab/>
+                          <w:t>✎</w:t>
+                        </w:r>
+                      </w:p>
+                      <w:p>
+                        <w:pPr>
+                          <w:tabs>
+                            <w:tab w:pos="432" w:val="left"/>
+                          </w:tabs>
+                          <w:spacing w:before="0" w:after="20"/>
+                          <w:ind w:left="432" w:hanging="230"/>
+                        </w:pPr>
+                        <w:r>
+                          <w:rPr>
+                            <w:rFonts w:ascii="Calibri" w:hAnsi="Calibri"/>
+                            <w:b w:val="0"/>
+                            <w:i w:val="0"/>
+                            <w:color w:val="0B2B4E"/>
+                            <w:sz w:val="22"/>
+                            <w:u w:val="none"/>
+                          </w:rPr>
+                          <w:t>•</w:t>
+                          <w:tab/>
+                        </w:r>
+                        <w:hyperlink r:id="rId57">
+                          <w:r>
+                            <w:rPr>
+                              <w:rFonts w:ascii="Calibri" w:hAnsi="Calibri"/>
+                              <w:b/>
+                              <w:color w:val="365F91"/>
+                              <w:sz w:val="22"/>
+                            </w:rPr>
+                            <w:t xml:space="preserve">Online quiz on Module 4 (Part II): Market Distortions / Externalities</w:t>
+                          </w:r>
+                        </w:hyperlink>
+                      </w:p>
+                      <w:p>
+                        <w:pPr>
+                          <w:tabs>
+                            <w:tab w:pos="432" w:val="left"/>
+                          </w:tabs>
+                          <w:spacing w:before="0" w:after="20"/>
+                          <w:ind w:left="432" w:hanging="230"/>
+                        </w:pPr>
+                        <w:r>
+                          <w:rPr>
+                            <w:rFonts w:ascii="Calibri" w:hAnsi="Calibri"/>
+                            <w:b w:val="0"/>
+                            <w:i w:val="0"/>
+                            <w:color w:val="0B2B4E"/>
+                            <w:sz w:val="22"/>
+                            <w:u w:val="none"/>
+                          </w:rPr>
+                          <w:t>•</w:t>
+                          <w:tab/>
+                        </w:r>
+                        <w:hyperlink r:id="rId58">
+                          <w:r>
+                            <w:rPr>
+                              <w:rFonts w:ascii="Calibri" w:hAnsi="Calibri"/>
+                              <w:b/>
+                              <w:color w:val="365F91"/>
+                              <w:sz w:val="22"/>
+                            </w:rPr>
+                            <w:t xml:space="preserve">Online quiz on Module 5: Monopoly and Monopolistic Competition</w:t>
+                          </w:r>
+                        </w:hyperlink>
                       </w:p>
                     </w:txbxContent>
                   </wps:txbx>
@@ -10350,7 +10836,7 @@
           <wp:inline distT="0" distB="0" distL="0" distR="0">
             <wp:extent cx="5949360" cy="550037"/>
             <wp:effectExtent l="0" t="0" r="76200" b="76200"/>
-            <wp:docPr id="1043" name="Card 1043"/>
+            <wp:docPr id="1046" name="Card 1046"/>
             <a:graphic>
               <a:graphicData uri="http://schemas.microsoft.com/office/word/2010/wordprocessingShape">
                 <wps:wsp>
@@ -10453,10 +10939,10 @@
             <wp:positionV relativeFrom="paragraph">
               <wp:posOffset>-54864</wp:posOffset>
             </wp:positionV>
-            <wp:extent cx="5949360" cy="5037709"/>
+            <wp:extent cx="5949360" cy="5726049"/>
             <wp:effectExtent l="0" t="0" r="76200" b="76200"/>
             <wp:wrapNone/>
-            <wp:docPr id="1047" name="Container 1047"/>
+            <wp:docPr id="1051" name="Container 1051"/>
             <a:graphic>
               <a:graphicData uri="http://schemas.microsoft.com/office/word/2010/wordprocessingShape">
                 <wps:wsp>
@@ -10464,11 +10950,11 @@
                   <wps:spPr bwMode="auto">
                     <a:xfrm>
                       <a:off x="0" y="0"/>
-                      <a:ext cx="5949360" cy="5037709"/>
+                      <a:ext cx="5949360" cy="5726049"/>
                     </a:xfrm>
                     <a:prstGeom prst="roundRect">
                       <a:avLst>
-                        <a:gd name="adj" fmla="val 2541"/>
+                        <a:gd name="adj" fmla="val 2235"/>
                       </a:avLst>
                     </a:prstGeom>
                     <a:solidFill>
@@ -10507,7 +10993,7 @@
           <wp:inline distT="0" distB="0" distL="0" distR="0">
             <wp:extent cx="5583600" cy="2451735"/>
             <wp:effectExtent l="0" t="0" r="76200" b="76200"/>
-            <wp:docPr id="1044" name="Card 1044"/>
+            <wp:docPr id="1047" name="Card 1047"/>
             <a:graphic>
               <a:graphicData uri="http://schemas.microsoft.com/office/word/2010/wordprocessingShape">
                 <wps:wsp>
@@ -10608,7 +11094,7 @@
                           <w:t>•</w:t>
                           <w:tab/>
                         </w:r>
-                        <w:hyperlink r:id="rId53">
+                        <w:hyperlink r:id="rId59">
                           <w:r>
                             <w:rPr>
                               <w:rFonts w:ascii="Calibri" w:hAnsi="Calibri"/>
@@ -10667,7 +11153,7 @@
                           <w:t>•</w:t>
                           <w:tab/>
                         </w:r>
-                        <w:hyperlink r:id="rId54">
+                        <w:hyperlink r:id="rId60">
                           <w:r>
                             <w:rPr>
                               <w:rFonts w:ascii="Calibri" w:hAnsi="Calibri"/>
@@ -10726,7 +11212,7 @@
                           <w:t>•</w:t>
                           <w:tab/>
                         </w:r>
-                        <w:hyperlink r:id="rId55">
+                        <w:hyperlink r:id="rId61">
                           <w:r>
                             <w:rPr>
                               <w:rFonts w:ascii="Calibri" w:hAnsi="Calibri"/>
@@ -10769,7 +11255,7 @@
                           <w:t>•</w:t>
                           <w:tab/>
                         </w:r>
-                        <w:hyperlink r:id="rId56">
+                        <w:hyperlink r:id="rId62">
                           <w:r>
                             <w:rPr>
                               <w:rFonts w:ascii="Calibri" w:hAnsi="Calibri"/>
@@ -10812,7 +11298,7 @@
                           <w:t>•</w:t>
                           <w:tab/>
                         </w:r>
-                        <w:hyperlink r:id="rId57">
+                        <w:hyperlink r:id="rId63">
                           <w:r>
                             <w:rPr>
                               <w:rFonts w:ascii="Calibri" w:hAnsi="Calibri"/>
@@ -10855,7 +11341,7 @@
                           <w:t>•</w:t>
                           <w:tab/>
                         </w:r>
-                        <w:hyperlink r:id="rId58">
+                        <w:hyperlink r:id="rId64">
                           <w:r>
                             <w:rPr>
                               <w:rFonts w:ascii="Calibri" w:hAnsi="Calibri"/>
@@ -10917,7 +11403,7 @@
           <wp:inline distT="0" distB="0" distL="0" distR="0">
             <wp:extent cx="5583600" cy="1040384"/>
             <wp:effectExtent l="0" t="0" r="76200" b="76200"/>
-            <wp:docPr id="1045" name="Card 1045"/>
+            <wp:docPr id="1048" name="Card 1048"/>
             <a:graphic>
               <a:graphicData uri="http://schemas.microsoft.com/office/word/2010/wordprocessingShape">
                 <wps:wsp>
@@ -10995,7 +11481,7 @@
                             <w:sz w:val="22"/>
                             <w:u w:val="none"/>
                           </w:rPr>
-                          <w:t>On class material:</w:t>
+                          <w:t>About Class Material:</w:t>
                         </w:r>
                       </w:p>
                       <w:p>
@@ -11084,7 +11570,7 @@
           <wp:inline distT="0" distB="0" distL="0" distR="0">
             <wp:extent cx="5583600" cy="851661"/>
             <wp:effectExtent l="0" t="0" r="76200" b="76200"/>
-            <wp:docPr id="1046" name="Card 1046"/>
+            <wp:docPr id="1049" name="Card 1049"/>
             <a:graphic>
               <a:graphicData uri="http://schemas.microsoft.com/office/word/2010/wordprocessingShape">
                 <wps:wsp>
@@ -11196,6 +11682,125 @@
                           </w:rPr>
                           <w:t>Ch. 11.1 – 11.4</w:t>
                         </w:r>
+                      </w:p>
+                    </w:txbxContent>
+                  </wps:txbx>
+                  <wps:bodyPr rot="0" vert="horz" wrap="square" lIns="109728" tIns="54864" rIns="109728" bIns="54864" anchor="t" anchorCtr="0">
+                    <a:noAutofit/>
+                  </wps:bodyPr>
+                </wps:wsp>
+              </a:graphicData>
+            </a:graphic>
+          </wp:inline>
+        </w:drawing>
+      </w:r>
+    </w:p>
+    <w:p>
+      <w:pPr>
+        <w:spacing w:before="20" w:after="40"/>
+        <w:jc w:val="center"/>
+      </w:pPr>
+      <w:r>
+        <w:drawing xmlns:a="http://schemas.openxmlformats.org/drawingml/2006/main">
+          <wp:inline distT="0" distB="0" distL="0" distR="0">
+            <wp:extent cx="5583600" cy="612139"/>
+            <wp:effectExtent l="0" t="0" r="76200" b="76200"/>
+            <wp:docPr id="1050" name="Card 1050"/>
+            <a:graphic>
+              <a:graphicData uri="http://schemas.microsoft.com/office/word/2010/wordprocessingShape">
+                <wps:wsp>
+                  <wps:cNvSpPr/>
+                  <wps:spPr bwMode="auto">
+                    <a:xfrm>
+                      <a:off x="0" y="0"/>
+                      <a:ext cx="5583600" cy="612139"/>
+                    </a:xfrm>
+                    <a:prstGeom prst="roundRect">
+                      <a:avLst>
+                        <a:gd name="adj" fmla="val 17925"/>
+                      </a:avLst>
+                    </a:prstGeom>
+                    <a:solidFill>
+                      <a:srgbClr val="FFFFFF"/>
+                    </a:solidFill>
+                    <a:ln w="9525">
+                      <a:solidFill>
+                        <a:srgbClr val="0B2B4E"/>
+                      </a:solidFill>
+                    </a:ln>
+                    <a:effectLst>
+                      <a:outerShdw blurRad="63500" dist="27940" dir="5400000" rotWithShape="0">
+                        <a:srgbClr val="000000">
+                          <a:alpha val="30000"/>
+                        </a:srgbClr>
+                      </a:outerShdw>
+                    </a:effectLst>
+                  </wps:spPr>
+                  <wps:txbx>
+                    <w:txbxContent>
+                      <w:p>
+                        <w:pPr>
+                          <w:tabs>
+                            <w:tab w:pos="8159" w:val="right"/>
+                          </w:tabs>
+                          <w:spacing w:before="0" w:after="80"/>
+                          <w:shd w:val="clear" w:fill="0B2B4E"/>
+                        </w:pPr>
+                        <w:r>
+                          <w:rPr>
+                            <w:rFonts w:ascii="Calibri" w:hAnsi="Calibri"/>
+                            <w:b/>
+                            <w:i w:val="0"/>
+                            <w:color w:val="FFFFFF"/>
+                            <w:sz w:val="22"/>
+                            <w:u w:val="none"/>
+                          </w:rPr>
+                          <w:t xml:space="preserve"> Suggested Additional Practice Exercises</w:t>
+                        </w:r>
+                        <w:r>
+                          <w:rPr>
+                            <w:rFonts w:ascii="Segoe UI Symbol" w:hAnsi="Segoe UI Symbol"/>
+                            <w:b w:val="0"/>
+                            <w:i w:val="0"/>
+                            <w:color w:val="F6E8C9"/>
+                            <w:sz w:val="26"/>
+                            <w:u w:val="none"/>
+                          </w:rPr>
+                          <w:tab/>
+                          <w:t>✎</w:t>
+                        </w:r>
+                      </w:p>
+                      <w:p>
+                        <w:pPr>
+                          <w:tabs>
+                            <w:tab w:pos="432" w:val="left"/>
+                          </w:tabs>
+                          <w:spacing w:before="0" w:after="20"/>
+                          <w:ind w:left="432" w:hanging="230"/>
+                        </w:pPr>
+                        <w:r>
+                          <w:rPr>
+                            <w:rFonts w:ascii="Calibri" w:hAnsi="Calibri"/>
+                            <w:b w:val="0"/>
+                            <w:i w:val="0"/>
+                            <w:color w:val="0B2B4E"/>
+                            <w:sz w:val="22"/>
+                            <w:u w:val="none"/>
+                          </w:rPr>
+                          <w:t>•</w:t>
+                          <w:tab/>
+                        </w:r>
+                        <w:hyperlink r:id="rId65">
+                          <w:r>
+                            <w:rPr>
+                              <w:rFonts w:ascii="Calibri" w:hAnsi="Calibri"/>
+                              <w:b/>
+                              <w:color w:val="365F91"/>
+                              <w:sz w:val="22"/>
+                            </w:rPr>
+                            <w:t xml:space="preserve">Online quiz on Module 6: Complex Pricing and Advanced Pricing Strategies</w:t>
+                          </w:r>
+                        </w:hyperlink>
                       </w:p>
                     </w:txbxContent>
                   </wps:txbx>
@@ -11357,7 +11962,7 @@
           <wp:inline distT="0" distB="0" distL="0" distR="0">
             <wp:extent cx="5949360" cy="348615"/>
             <wp:effectExtent l="0" t="0" r="76200" b="76200"/>
-            <wp:docPr id="1048" name="Card 1048"/>
+            <wp:docPr id="1052" name="Card 1052"/>
             <a:graphic>
               <a:graphicData uri="http://schemas.microsoft.com/office/word/2010/wordprocessingShape">
                 <wps:wsp>
@@ -11428,7 +12033,7 @@
           <wp:inline distT="0" distB="0" distL="0" distR="0">
             <wp:extent cx="5949360" cy="927481"/>
             <wp:effectExtent l="0" t="0" r="76200" b="76200"/>
-            <wp:docPr id="1049" name="Card 1049"/>
+            <wp:docPr id="1053" name="Card 1053"/>
             <a:graphic>
               <a:graphicData uri="http://schemas.microsoft.com/office/word/2010/wordprocessingShape">
                 <wps:wsp>
@@ -11563,10 +12168,10 @@
             <wp:positionV relativeFrom="paragraph">
               <wp:posOffset>-54864</wp:posOffset>
             </wp:positionV>
-            <wp:extent cx="5949360" cy="3504183"/>
+            <wp:extent cx="5949360" cy="4192523"/>
             <wp:effectExtent l="0" t="0" r="76200" b="76200"/>
             <wp:wrapNone/>
-            <wp:docPr id="1052" name="Container 1052"/>
+            <wp:docPr id="1057" name="Container 1057"/>
             <a:graphic>
               <a:graphicData uri="http://schemas.microsoft.com/office/word/2010/wordprocessingShape">
                 <wps:wsp>
@@ -11574,11 +12179,11 @@
                   <wps:spPr bwMode="auto">
                     <a:xfrm>
                       <a:off x="0" y="0"/>
-                      <a:ext cx="5949360" cy="3504183"/>
+                      <a:ext cx="5949360" cy="4192523"/>
                     </a:xfrm>
                     <a:prstGeom prst="roundRect">
                       <a:avLst>
-                        <a:gd name="adj" fmla="val 3653"/>
+                        <a:gd name="adj" fmla="val 3053"/>
                       </a:avLst>
                     </a:prstGeom>
                     <a:solidFill>
@@ -11617,7 +12222,7 @@
           <wp:inline distT="0" distB="0" distL="0" distR="0">
             <wp:extent cx="5583600" cy="1468628"/>
             <wp:effectExtent l="0" t="0" r="76200" b="76200"/>
-            <wp:docPr id="1050" name="Card 1050"/>
+            <wp:docPr id="1054" name="Card 1054"/>
             <a:graphic>
               <a:graphicData uri="http://schemas.microsoft.com/office/word/2010/wordprocessingShape">
                 <wps:wsp>
@@ -11695,7 +12300,7 @@
                             <w:sz w:val="22"/>
                             <w:u w:val="none"/>
                           </w:rPr>
-                          <w:t>On class material:</w:t>
+                          <w:t>About Class Material:</w:t>
                         </w:r>
                       </w:p>
                       <w:p>
@@ -11798,7 +12403,7 @@
                           <w:t>•</w:t>
                           <w:tab/>
                         </w:r>
-                        <w:hyperlink r:id="rId59">
+                        <w:hyperlink r:id="rId66">
                           <w:r>
                             <w:rPr>
                               <w:rFonts w:ascii="Calibri" w:hAnsi="Calibri"/>
@@ -11832,7 +12437,7 @@
           <wp:inline distT="0" distB="0" distL="0" distR="0">
             <wp:extent cx="5583600" cy="1417828"/>
             <wp:effectExtent l="0" t="0" r="76200" b="76200"/>
-            <wp:docPr id="1051" name="Card 1051"/>
+            <wp:docPr id="1055" name="Card 1055"/>
             <a:graphic>
               <a:graphicData uri="http://schemas.microsoft.com/office/word/2010/wordprocessingShape">
                 <wps:wsp>
@@ -12055,6 +12660,125 @@
     </w:p>
     <w:p>
       <w:pPr>
+        <w:spacing w:before="20" w:after="40"/>
+        <w:jc w:val="center"/>
+      </w:pPr>
+      <w:r>
+        <w:drawing xmlns:a="http://schemas.openxmlformats.org/drawingml/2006/main">
+          <wp:inline distT="0" distB="0" distL="0" distR="0">
+            <wp:extent cx="5583600" cy="612139"/>
+            <wp:effectExtent l="0" t="0" r="76200" b="76200"/>
+            <wp:docPr id="1056" name="Card 1056"/>
+            <a:graphic>
+              <a:graphicData uri="http://schemas.microsoft.com/office/word/2010/wordprocessingShape">
+                <wps:wsp>
+                  <wps:cNvSpPr/>
+                  <wps:spPr bwMode="auto">
+                    <a:xfrm>
+                      <a:off x="0" y="0"/>
+                      <a:ext cx="5583600" cy="612139"/>
+                    </a:xfrm>
+                    <a:prstGeom prst="roundRect">
+                      <a:avLst>
+                        <a:gd name="adj" fmla="val 17925"/>
+                      </a:avLst>
+                    </a:prstGeom>
+                    <a:solidFill>
+                      <a:srgbClr val="FFFFFF"/>
+                    </a:solidFill>
+                    <a:ln w="9525">
+                      <a:solidFill>
+                        <a:srgbClr val="0B2B4E"/>
+                      </a:solidFill>
+                    </a:ln>
+                    <a:effectLst>
+                      <a:outerShdw blurRad="63500" dist="27940" dir="5400000" rotWithShape="0">
+                        <a:srgbClr val="000000">
+                          <a:alpha val="30000"/>
+                        </a:srgbClr>
+                      </a:outerShdw>
+                    </a:effectLst>
+                  </wps:spPr>
+                  <wps:txbx>
+                    <w:txbxContent>
+                      <w:p>
+                        <w:pPr>
+                          <w:tabs>
+                            <w:tab w:pos="8159" w:val="right"/>
+                          </w:tabs>
+                          <w:spacing w:before="0" w:after="80"/>
+                          <w:shd w:val="clear" w:fill="0B2B4E"/>
+                        </w:pPr>
+                        <w:r>
+                          <w:rPr>
+                            <w:rFonts w:ascii="Calibri" w:hAnsi="Calibri"/>
+                            <w:b/>
+                            <w:i w:val="0"/>
+                            <w:color w:val="FFFFFF"/>
+                            <w:sz w:val="22"/>
+                            <w:u w:val="none"/>
+                          </w:rPr>
+                          <w:t xml:space="preserve"> Suggested Additional Practice Exercises</w:t>
+                        </w:r>
+                        <w:r>
+                          <w:rPr>
+                            <w:rFonts w:ascii="Segoe UI Symbol" w:hAnsi="Segoe UI Symbol"/>
+                            <w:b w:val="0"/>
+                            <w:i w:val="0"/>
+                            <w:color w:val="F6E8C9"/>
+                            <w:sz w:val="26"/>
+                            <w:u w:val="none"/>
+                          </w:rPr>
+                          <w:tab/>
+                          <w:t>✎</w:t>
+                        </w:r>
+                      </w:p>
+                      <w:p>
+                        <w:pPr>
+                          <w:tabs>
+                            <w:tab w:pos="432" w:val="left"/>
+                          </w:tabs>
+                          <w:spacing w:before="0" w:after="20"/>
+                          <w:ind w:left="432" w:hanging="230"/>
+                        </w:pPr>
+                        <w:r>
+                          <w:rPr>
+                            <w:rFonts w:ascii="Calibri" w:hAnsi="Calibri"/>
+                            <w:b w:val="0"/>
+                            <w:i w:val="0"/>
+                            <w:color w:val="0B2B4E"/>
+                            <w:sz w:val="22"/>
+                            <w:u w:val="none"/>
+                          </w:rPr>
+                          <w:t>•</w:t>
+                          <w:tab/>
+                        </w:r>
+                        <w:hyperlink r:id="rId67">
+                          <w:r>
+                            <w:rPr>
+                              <w:rFonts w:ascii="Calibri" w:hAnsi="Calibri"/>
+                              <w:b/>
+                              <w:color w:val="365F91"/>
+                              <w:sz w:val="22"/>
+                            </w:rPr>
+                            <w:t xml:space="preserve">Online quiz on Module 7 (Part I): Oligopoly with Homogenous Goods</w:t>
+                          </w:r>
+                        </w:hyperlink>
+                      </w:p>
+                    </w:txbxContent>
+                  </wps:txbx>
+                  <wps:bodyPr rot="0" vert="horz" wrap="square" lIns="109728" tIns="54864" rIns="109728" bIns="54864" anchor="t" anchorCtr="0">
+                    <a:noAutofit/>
+                  </wps:bodyPr>
+                </wps:wsp>
+              </a:graphicData>
+            </a:graphic>
+          </wp:inline>
+        </w:drawing>
+      </w:r>
+    </w:p>
+    <w:p>
+      <w:pPr>
         <w:spacing w:before="0" w:after="120"/>
       </w:pPr>
       <w:r>
@@ -12093,7 +12817,7 @@
           <wp:inline distT="0" distB="0" distL="0" distR="0">
             <wp:extent cx="5949360" cy="965581"/>
             <wp:effectExtent l="0" t="0" r="76200" b="76200"/>
-            <wp:docPr id="1053" name="Card 1053"/>
+            <wp:docPr id="1058" name="Card 1058"/>
             <a:graphic>
               <a:graphicData uri="http://schemas.microsoft.com/office/word/2010/wordprocessingShape">
                 <wps:wsp>
@@ -12384,7 +13108,7 @@
           <wp:inline distT="0" distB="0" distL="0" distR="0">
             <wp:extent cx="5949360" cy="348615"/>
             <wp:effectExtent l="0" t="0" r="76200" b="76200"/>
-            <wp:docPr id="1054" name="Card 1054"/>
+            <wp:docPr id="1059" name="Card 1059"/>
             <a:graphic>
               <a:graphicData uri="http://schemas.microsoft.com/office/word/2010/wordprocessingShape">
                 <wps:wsp>
@@ -12455,7 +13179,7 @@
           <wp:inline distT="0" distB="0" distL="0" distR="0">
             <wp:extent cx="5949360" cy="738759"/>
             <wp:effectExtent l="0" t="0" r="76200" b="76200"/>
-            <wp:docPr id="1055" name="Card 1055"/>
+            <wp:docPr id="1060" name="Card 1060"/>
             <a:graphic>
               <a:graphicData uri="http://schemas.microsoft.com/office/word/2010/wordprocessingShape">
                 <wps:wsp>
@@ -12574,10 +13298,10 @@
             <wp:positionV relativeFrom="paragraph">
               <wp:posOffset>-54864</wp:posOffset>
             </wp:positionV>
-            <wp:extent cx="5949360" cy="2791841"/>
+            <wp:extent cx="5949360" cy="3668902"/>
             <wp:effectExtent l="0" t="0" r="76200" b="76200"/>
             <wp:wrapNone/>
-            <wp:docPr id="1057" name="Container 1057"/>
+            <wp:docPr id="1063" name="Container 1063"/>
             <a:graphic>
               <a:graphicData uri="http://schemas.microsoft.com/office/word/2010/wordprocessingShape">
                 <wps:wsp>
@@ -12585,11 +13309,11 @@
                   <wps:spPr bwMode="auto">
                     <a:xfrm>
                       <a:off x="0" y="0"/>
-                      <a:ext cx="5949360" cy="2791841"/>
+                      <a:ext cx="5949360" cy="3668902"/>
                     </a:xfrm>
                     <a:prstGeom prst="roundRect">
                       <a:avLst>
-                        <a:gd name="adj" fmla="val 4585"/>
+                        <a:gd name="adj" fmla="val 3489"/>
                       </a:avLst>
                     </a:prstGeom>
                     <a:solidFill>
@@ -12628,7 +13352,7 @@
           <wp:inline distT="0" distB="0" distL="0" distR="0">
             <wp:extent cx="5583600" cy="2250313"/>
             <wp:effectExtent l="0" t="0" r="76200" b="76200"/>
-            <wp:docPr id="1056" name="Card 1056"/>
+            <wp:docPr id="1061" name="Card 1061"/>
             <a:graphic>
               <a:graphicData uri="http://schemas.microsoft.com/office/word/2010/wordprocessingShape">
                 <wps:wsp>
@@ -12729,7 +13453,7 @@
                           <w:t>•</w:t>
                           <w:tab/>
                         </w:r>
-                        <w:hyperlink r:id="rId60">
+                        <w:hyperlink r:id="rId68">
                           <w:r>
                             <w:rPr>
                               <w:rFonts w:ascii="Calibri" w:hAnsi="Calibri"/>
@@ -12772,7 +13496,7 @@
                           <w:t>•</w:t>
                           <w:tab/>
                         </w:r>
-                        <w:hyperlink r:id="rId61">
+                        <w:hyperlink r:id="rId69">
                           <w:r>
                             <w:rPr>
                               <w:rFonts w:ascii="Calibri" w:hAnsi="Calibri"/>
@@ -12848,7 +13572,7 @@
                           <w:t>•</w:t>
                           <w:tab/>
                         </w:r>
-                        <w:hyperlink r:id="rId62">
+                        <w:hyperlink r:id="rId70">
                           <w:r>
                             <w:rPr>
                               <w:rFonts w:ascii="Calibri" w:hAnsi="Calibri"/>
@@ -12907,7 +13631,7 @@
                           <w:t>•</w:t>
                           <w:tab/>
                         </w:r>
-                        <w:hyperlink r:id="rId63">
+                        <w:hyperlink r:id="rId71">
                           <w:r>
                             <w:rPr>
                               <w:rFonts w:ascii="Calibri" w:hAnsi="Calibri"/>
@@ -12929,6 +13653,157 @@
                           </w:rPr>
                           <w:t xml:space="preserve">  (11 min)</w:t>
                         </w:r>
+                      </w:p>
+                    </w:txbxContent>
+                  </wps:txbx>
+                  <wps:bodyPr rot="0" vert="horz" wrap="square" lIns="109728" tIns="54864" rIns="109728" bIns="54864" anchor="t" anchorCtr="0">
+                    <a:noAutofit/>
+                  </wps:bodyPr>
+                </wps:wsp>
+              </a:graphicData>
+            </a:graphic>
+          </wp:inline>
+        </w:drawing>
+      </w:r>
+    </w:p>
+    <w:p>
+      <w:pPr>
+        <w:spacing w:before="20" w:after="40"/>
+        <w:jc w:val="center"/>
+      </w:pPr>
+      <w:r>
+        <w:drawing xmlns:a="http://schemas.openxmlformats.org/drawingml/2006/main">
+          <wp:inline distT="0" distB="0" distL="0" distR="0">
+            <wp:extent cx="5583600" cy="800861"/>
+            <wp:effectExtent l="0" t="0" r="76200" b="76200"/>
+            <wp:docPr id="1062" name="Card 1062"/>
+            <a:graphic>
+              <a:graphicData uri="http://schemas.microsoft.com/office/word/2010/wordprocessingShape">
+                <wps:wsp>
+                  <wps:cNvSpPr/>
+                  <wps:spPr bwMode="auto">
+                    <a:xfrm>
+                      <a:off x="0" y="0"/>
+                      <a:ext cx="5583600" cy="800861"/>
+                    </a:xfrm>
+                    <a:prstGeom prst="roundRect">
+                      <a:avLst>
+                        <a:gd name="adj" fmla="val 13701"/>
+                      </a:avLst>
+                    </a:prstGeom>
+                    <a:solidFill>
+                      <a:srgbClr val="FFFFFF"/>
+                    </a:solidFill>
+                    <a:ln w="9525">
+                      <a:solidFill>
+                        <a:srgbClr val="0B2B4E"/>
+                      </a:solidFill>
+                    </a:ln>
+                    <a:effectLst>
+                      <a:outerShdw blurRad="63500" dist="27940" dir="5400000" rotWithShape="0">
+                        <a:srgbClr val="000000">
+                          <a:alpha val="30000"/>
+                        </a:srgbClr>
+                      </a:outerShdw>
+                    </a:effectLst>
+                  </wps:spPr>
+                  <wps:txbx>
+                    <w:txbxContent>
+                      <w:p>
+                        <w:pPr>
+                          <w:tabs>
+                            <w:tab w:pos="8159" w:val="right"/>
+                          </w:tabs>
+                          <w:spacing w:before="0" w:after="80"/>
+                          <w:shd w:val="clear" w:fill="0B2B4E"/>
+                        </w:pPr>
+                        <w:r>
+                          <w:rPr>
+                            <w:rFonts w:ascii="Calibri" w:hAnsi="Calibri"/>
+                            <w:b/>
+                            <w:i w:val="0"/>
+                            <w:color w:val="FFFFFF"/>
+                            <w:sz w:val="22"/>
+                            <w:u w:val="none"/>
+                          </w:rPr>
+                          <w:t xml:space="preserve"> Suggested Additional Practice Exercises</w:t>
+                        </w:r>
+                        <w:r>
+                          <w:rPr>
+                            <w:rFonts w:ascii="Segoe UI Symbol" w:hAnsi="Segoe UI Symbol"/>
+                            <w:b w:val="0"/>
+                            <w:i w:val="0"/>
+                            <w:color w:val="F6E8C9"/>
+                            <w:sz w:val="26"/>
+                            <w:u w:val="none"/>
+                          </w:rPr>
+                          <w:tab/>
+                          <w:t>✎</w:t>
+                        </w:r>
+                      </w:p>
+                      <w:p>
+                        <w:pPr>
+                          <w:tabs>
+                            <w:tab w:pos="432" w:val="left"/>
+                          </w:tabs>
+                          <w:spacing w:before="0" w:after="20"/>
+                          <w:ind w:left="432" w:hanging="230"/>
+                        </w:pPr>
+                        <w:r>
+                          <w:rPr>
+                            <w:rFonts w:ascii="Calibri" w:hAnsi="Calibri"/>
+                            <w:b w:val="0"/>
+                            <w:i w:val="0"/>
+                            <w:color w:val="0B2B4E"/>
+                            <w:sz w:val="22"/>
+                            <w:u w:val="none"/>
+                          </w:rPr>
+                          <w:t>•</w:t>
+                          <w:tab/>
+                        </w:r>
+                        <w:hyperlink r:id="rId72">
+                          <w:r>
+                            <w:rPr>
+                              <w:rFonts w:ascii="Calibri" w:hAnsi="Calibri"/>
+                              <w:b/>
+                              <w:color w:val="365F91"/>
+                              <w:sz w:val="22"/>
+                            </w:rPr>
+                            <w:t xml:space="preserve">Online quiz on Module 7 (Part II): Oligopoly with Diff. Goods; Game Theory</w:t>
+                          </w:r>
+                        </w:hyperlink>
+                      </w:p>
+                      <w:p>
+                        <w:pPr>
+                          <w:tabs>
+                            <w:tab w:pos="432" w:val="left"/>
+                          </w:tabs>
+                          <w:spacing w:before="0" w:after="20"/>
+                          <w:ind w:left="432" w:hanging="230"/>
+                        </w:pPr>
+                        <w:r>
+                          <w:rPr>
+                            <w:rFonts w:ascii="Calibri" w:hAnsi="Calibri"/>
+                            <w:b w:val="0"/>
+                            <w:i w:val="0"/>
+                            <w:color w:val="0B2B4E"/>
+                            <w:sz w:val="22"/>
+                            <w:u w:val="none"/>
+                          </w:rPr>
+                          <w:t>•</w:t>
+                          <w:tab/>
+                        </w:r>
+                        <w:hyperlink r:id="rId73">
+                          <w:r>
+                            <w:rPr>
+                              <w:rFonts w:ascii="Calibri" w:hAnsi="Calibri"/>
+                              <w:b/>
+                              <w:color w:val="365F91"/>
+                              <w:sz w:val="22"/>
+                            </w:rPr>
+                            <w:t xml:space="preserve">Online quiz on Module 8: Asymmetric Information; Auctions</w:t>
+                          </w:r>
+                        </w:hyperlink>
                       </w:p>
                     </w:txbxContent>
                   </wps:txbx>
@@ -12982,7 +13857,7 @@
           <wp:inline distT="0" distB="0" distL="0" distR="0">
             <wp:extent cx="5949360" cy="340614"/>
             <wp:effectExtent l="0" t="0" r="76200" b="76200"/>
-            <wp:docPr id="1058" name="Card 1058"/>
+            <wp:docPr id="1064" name="Card 1064"/>
             <a:graphic>
               <a:graphicData uri="http://schemas.microsoft.com/office/word/2010/wordprocessingShape">
                 <wps:wsp>
@@ -13176,7 +14051,7 @@
           <wp:inline distT="0" distB="0" distL="0" distR="0">
             <wp:extent cx="5949360" cy="348615"/>
             <wp:effectExtent l="0" t="0" r="76200" b="76200"/>
-            <wp:docPr id="1059" name="Card 1059"/>
+            <wp:docPr id="1065" name="Card 1065"/>
             <a:graphic>
               <a:graphicData uri="http://schemas.microsoft.com/office/word/2010/wordprocessingShape">
                 <wps:wsp>
@@ -13247,7 +14122,7 @@
           <wp:inline distT="0" distB="0" distL="0" distR="0">
             <wp:extent cx="5949360" cy="550037"/>
             <wp:effectExtent l="0" t="0" r="76200" b="76200"/>
-            <wp:docPr id="1060" name="Card 1060"/>
+            <wp:docPr id="1066" name="Card 1066"/>
             <a:graphic>
               <a:graphicData uri="http://schemas.microsoft.com/office/word/2010/wordprocessingShape">
                 <wps:wsp>
@@ -13522,7 +14397,7 @@
                 <w:sz w:val="19"/>
                 <w:u w:val="none"/>
               </w:rPr>
-              <w:t>Final exam: Dec 11 – 13</w:t>
+              <w:t>Final Exam window: Dec 12 – 13</w:t>
             </w:r>
           </w:p>
         </w:tc>
@@ -13551,9 +14426,9 @@
       <w:r>
         <w:drawing xmlns:a="http://schemas.openxmlformats.org/drawingml/2006/main">
           <wp:inline distT="0" distB="0" distL="0" distR="0">
-            <wp:extent cx="5949360" cy="356616"/>
+            <wp:extent cx="5949360" cy="1891792"/>
             <wp:effectExtent l="0" t="0" r="76200" b="76200"/>
-            <wp:docPr id="1061" name="Card 1061"/>
+            <wp:docPr id="1067" name="Card 1067"/>
             <a:graphic>
               <a:graphicData uri="http://schemas.microsoft.com/office/word/2010/wordprocessingShape">
                 <wps:wsp>
@@ -13561,97 +14436,11 @@
                   <wps:spPr bwMode="auto">
                     <a:xfrm>
                       <a:off x="0" y="0"/>
-                      <a:ext cx="5949360" cy="356616"/>
+                      <a:ext cx="5949360" cy="1891792"/>
                     </a:xfrm>
                     <a:prstGeom prst="roundRect">
                       <a:avLst>
-                        <a:gd name="adj" fmla="val 18000"/>
-                      </a:avLst>
-                    </a:prstGeom>
-                    <a:solidFill>
-                      <a:srgbClr val="FFFFFF"/>
-                    </a:solidFill>
-                    <a:ln w="9525">
-                      <a:solidFill>
-                        <a:srgbClr val="0B2B4E"/>
-                      </a:solidFill>
-                    </a:ln>
-                    <a:effectLst>
-                      <a:outerShdw blurRad="63500" dist="27940" dir="5400000" rotWithShape="0">
-                        <a:srgbClr val="000000">
-                          <a:alpha val="30000"/>
-                        </a:srgbClr>
-                      </a:outerShdw>
-                    </a:effectLst>
-                  </wps:spPr>
-                  <wps:txbx>
-                    <w:txbxContent>
-                      <w:p>
-                        <w:pPr>
-                          <w:spacing w:before="0" w:after="0"/>
-                        </w:pPr>
-                        <w:r>
-                          <w:rPr>
-                            <w:rFonts w:ascii="Calibri" w:hAnsi="Calibri"/>
-                            <w:b/>
-                            <w:i w:val="0"/>
-                            <w:color w:val="0B2B4E"/>
-                            <w:sz w:val="24"/>
-                            <w:u w:val="none"/>
-                          </w:rPr>
-                          <w:t>Final Exam (online, covers all material)</w:t>
-                        </w:r>
-                      </w:p>
-                    </w:txbxContent>
-                  </wps:txbx>
-                  <wps:bodyPr rot="0" vert="horz" wrap="square" lIns="109728" tIns="54864" rIns="109728" bIns="54864" anchor="t" anchorCtr="0">
-                    <a:noAutofit/>
-                  </wps:bodyPr>
-                </wps:wsp>
-              </a:graphicData>
-            </a:graphic>
-          </wp:inline>
-        </w:drawing>
-      </w:r>
-    </w:p>
-    <w:p>
-      <w:pPr>
-        <w:spacing w:before="0" w:after="80"/>
-      </w:pPr>
-      <w:r>
-        <w:rPr>
-          <w:rFonts w:ascii="Calibri" w:hAnsi="Calibri"/>
-          <w:b w:val="0"/>
-          <w:i w:val="0"/>
-          <w:color w:val="1A1A1A"/>
-          <w:sz w:val="4"/>
-          <w:u w:val="none"/>
-        </w:rPr>
-      </w:r>
-    </w:p>
-    <w:p>
-      <w:pPr>
-        <w:spacing w:before="20" w:after="40"/>
-        <w:jc w:val="center"/>
-      </w:pPr>
-      <w:r>
-        <w:drawing xmlns:a="http://schemas.openxmlformats.org/drawingml/2006/main">
-          <wp:inline distT="0" distB="0" distL="0" distR="0">
-            <wp:extent cx="5949360" cy="1506347"/>
-            <wp:effectExtent l="0" t="0" r="76200" b="76200"/>
-            <wp:docPr id="1062" name="Card 1062"/>
-            <a:graphic>
-              <a:graphicData uri="http://schemas.microsoft.com/office/word/2010/wordprocessingShape">
-                <wps:wsp>
-                  <wps:cNvSpPr/>
-                  <wps:spPr bwMode="auto">
-                    <a:xfrm>
-                      <a:off x="0" y="0"/>
-                      <a:ext cx="5949360" cy="1506347"/>
-                    </a:xfrm>
-                    <a:prstGeom prst="roundRect">
-                      <a:avLst>
-                        <a:gd name="adj" fmla="val 7284"/>
+                        <a:gd name="adj" fmla="val 5800"/>
                       </a:avLst>
                     </a:prstGeom>
                     <a:solidFill>
@@ -13683,10 +14472,42 @@
                             <w:b/>
                             <w:i w:val="0"/>
                             <w:color w:val="0B2B4E"/>
-                            <w:sz w:val="23"/>
+                            <w:sz w:val="24"/>
                             <w:u w:val="none"/>
                           </w:rPr>
-                          <w:t xml:space="preserve"> Final Exam   ·   online   ·   Fri, Dec 11 – Sun, Dec 13</w:t>
+                          <w:t xml:space="preserve"> Final Exam (online)</w:t>
+                        </w:r>
+                      </w:p>
+                      <w:p>
+                        <w:pPr>
+                          <w:tabs>
+                            <w:tab w:pos="432" w:val="left"/>
+                          </w:tabs>
+                          <w:spacing w:before="0" w:after="20"/>
+                          <w:ind w:left="432" w:hanging="230"/>
+                        </w:pPr>
+                        <w:r>
+                          <w:rPr>
+                            <w:rFonts w:ascii="Calibri" w:hAnsi="Calibri"/>
+                            <w:b w:val="0"/>
+                            <w:i w:val="0"/>
+                            <w:color w:val="0B2B4E"/>
+                            <w:sz w:val="22"/>
+                            <w:u w:val="none"/>
+                          </w:rPr>
+                          <w:t>•</w:t>
+                          <w:tab/>
+                        </w:r>
+                        <w:r>
+                          <w:rPr>
+                            <w:rFonts w:ascii="Calibri" w:hAnsi="Calibri"/>
+                            <w:b w:val="0"/>
+                            <w:i w:val="0"/>
+                            <w:color w:val="1A1A1A"/>
+                            <w:sz w:val="22"/>
+                            <w:u w:val="none"/>
+                          </w:rPr>
+                          <w:t>The final exam covers all material, Modules 1 – 8.</w:t>
                         </w:r>
                       </w:p>
                       <w:p>
@@ -13750,7 +14571,7 @@
                             <w:sz w:val="22"/>
                             <w:u w:val="none"/>
                           </w:rPr>
-                          <w:t>The exam window runs from Fri, Dec 11 to Sun, Dec 13.</w:t>
+                          <w:t>The exam window runs from Sat, Dec 12 to Sun, Dec 13 – exact time window to be determined, will be announced in class.</w:t>
                         </w:r>
                       </w:p>
                       <w:p>
@@ -13782,7 +14603,7 @@
                             <w:sz w:val="22"/>
                             <w:u w:val="none"/>
                           </w:rPr>
-                          <w:t>The exam will cover all material. There will be about 20 multiple choice questions and 3 – 4 problem-solving questions.</w:t>
+                          <w:t>There will be about 20 multiple choice questions and 3 – 4 problem-solving questions.</w:t>
                         </w:r>
                       </w:p>
                       <w:p>
@@ -13814,7 +14635,39 @@
                             <w:sz w:val="22"/>
                             <w:u w:val="none"/>
                           </w:rPr>
-                          <w:t>Open book, open notes. See syllabus for further detail.</w:t>
+                          <w:t>Open book, open notes. Calculator allowed. See syllabus for further detail.</w:t>
+                        </w:r>
+                      </w:p>
+                      <w:p>
+                        <w:pPr>
+                          <w:tabs>
+                            <w:tab w:pos="432" w:val="left"/>
+                          </w:tabs>
+                          <w:spacing w:before="0" w:after="20"/>
+                          <w:ind w:left="432" w:hanging="230"/>
+                        </w:pPr>
+                        <w:r>
+                          <w:rPr>
+                            <w:rFonts w:ascii="Calibri" w:hAnsi="Calibri"/>
+                            <w:b w:val="0"/>
+                            <w:i w:val="0"/>
+                            <w:color w:val="0B2B4E"/>
+                            <w:sz w:val="22"/>
+                            <w:u w:val="none"/>
+                          </w:rPr>
+                          <w:t>•</w:t>
+                          <w:tab/>
+                        </w:r>
+                        <w:r>
+                          <w:rPr>
+                            <w:rFonts w:ascii="Calibri" w:hAnsi="Calibri"/>
+                            <w:b w:val="0"/>
+                            <w:i w:val="0"/>
+                            <w:color w:val="1A1A1A"/>
+                            <w:sz w:val="22"/>
+                            <w:u w:val="none"/>
+                          </w:rPr>
+                          <w:t>We will use proctoring software.</w:t>
                         </w:r>
                       </w:p>
                     </w:txbxContent>

--- a/405 Slide Revisions 2026/Course Calendar/Calendar EMBA Hybrid -- Fall 2026.docx
+++ b/405 Slide Revisions 2026/Course Calendar/Calendar EMBA Hybrid -- Fall 2026.docx
@@ -225,7 +225,7 @@
                             <w:sz w:val="19"/>
                             <w:u w:val="none"/>
                           </w:rPr>
-                          <w:t>Time stamp for this version: Last updated August 31, 2026.</w:t>
+                          <w:t>Time stamp for this version: Last updated September 01, 2026.</w:t>
                         </w:r>
                       </w:p>
                     </w:txbxContent>
@@ -7411,16 +7411,27 @@
                           <w:t>•</w:t>
                           <w:tab/>
                         </w:r>
+                        <w:hyperlink r:id="rId46">
+                          <w:r>
+                            <w:rPr>
+                              <w:rFonts w:ascii="Calibri" w:hAnsi="Calibri"/>
+                              <w:b/>
+                              <w:color w:val="365F91"/>
+                              <w:sz w:val="22"/>
+                            </w:rPr>
+                            <w:t xml:space="preserve">Podcast: Intro to Module 4</w:t>
+                          </w:r>
+                        </w:hyperlink>
                         <w:r>
                           <w:rPr>
                             <w:rFonts w:ascii="Calibri" w:hAnsi="Calibri"/>
                             <w:b w:val="0"/>
                             <w:i w:val="0"/>
-                            <w:color w:val="1A1A1A"/>
-                            <w:sz w:val="22"/>
+                            <w:color w:val="555B66"/>
+                            <w:sz w:val="20"/>
                             <w:u w:val="none"/>
                           </w:rPr>
-                          <w:t>Podcast: Intro to Module 4</w:t>
+                          <w:t xml:space="preserve">  (4 min)</w:t>
                         </w:r>
                       </w:p>
                       <w:p>
@@ -7443,16 +7454,27 @@
                           <w:t>•</w:t>
                           <w:tab/>
                         </w:r>
+                        <w:hyperlink r:id="rId47">
+                          <w:r>
+                            <w:rPr>
+                              <w:rFonts w:ascii="Calibri" w:hAnsi="Calibri"/>
+                              <w:b/>
+                              <w:color w:val="365F91"/>
+                              <w:sz w:val="22"/>
+                            </w:rPr>
+                            <w:t xml:space="preserve">Podcast: Wrap-Up of Module 4</w:t>
+                          </w:r>
+                        </w:hyperlink>
                         <w:r>
                           <w:rPr>
                             <w:rFonts w:ascii="Calibri" w:hAnsi="Calibri"/>
                             <w:b w:val="0"/>
                             <w:i w:val="0"/>
-                            <w:color w:val="1A1A1A"/>
-                            <w:sz w:val="22"/>
+                            <w:color w:val="555B66"/>
+                            <w:sz w:val="20"/>
                             <w:u w:val="none"/>
                           </w:rPr>
-                          <w:t>Podcast: Wrap-Up of Module 4</w:t>
+                          <w:t xml:space="preserve">  (22 min)</w:t>
                         </w:r>
                       </w:p>
                     </w:txbxContent>
@@ -7697,7 +7719,7 @@
                           <w:t>•</w:t>
                           <w:tab/>
                         </w:r>
-                        <w:hyperlink r:id="rId46">
+                        <w:hyperlink r:id="rId48">
                           <w:r>
                             <w:rPr>
                               <w:rFonts w:ascii="Calibri" w:hAnsi="Calibri"/>
@@ -8580,7 +8602,7 @@
                           <w:t>•</w:t>
                           <w:tab/>
                         </w:r>
-                        <w:hyperlink r:id="rId47">
+                        <w:hyperlink r:id="rId49">
                           <w:r>
                             <w:rPr>
                               <w:rFonts w:ascii="Calibri" w:hAnsi="Calibri"/>
@@ -9306,7 +9328,7 @@
                           <w:t>•</w:t>
                           <w:tab/>
                         </w:r>
-                        <w:hyperlink r:id="rId48">
+                        <w:hyperlink r:id="rId50">
                           <w:r>
                             <w:rPr>
                               <w:rFonts w:ascii="Calibri" w:hAnsi="Calibri"/>
@@ -9850,7 +9872,7 @@
                           <w:t>•</w:t>
                           <w:tab/>
                         </w:r>
-                        <w:hyperlink r:id="rId49">
+                        <w:hyperlink r:id="rId51">
                           <w:r>
                             <w:rPr>
                               <w:rFonts w:ascii="Calibri" w:hAnsi="Calibri"/>
@@ -9893,7 +9915,7 @@
                           <w:t>•</w:t>
                           <w:tab/>
                         </w:r>
-                        <w:hyperlink r:id="rId50">
+                        <w:hyperlink r:id="rId52">
                           <w:r>
                             <w:rPr>
                               <w:rFonts w:ascii="Calibri" w:hAnsi="Calibri"/>
@@ -9936,7 +9958,7 @@
                           <w:t>•</w:t>
                           <w:tab/>
                         </w:r>
-                        <w:hyperlink r:id="rId51">
+                        <w:hyperlink r:id="rId53">
                           <w:r>
                             <w:rPr>
                               <w:rFonts w:ascii="Calibri" w:hAnsi="Calibri"/>
@@ -9979,7 +10001,7 @@
                           <w:t>•</w:t>
                           <w:tab/>
                         </w:r>
-                        <w:hyperlink r:id="rId52">
+                        <w:hyperlink r:id="rId54">
                           <w:r>
                             <w:rPr>
                               <w:rFonts w:ascii="Calibri" w:hAnsi="Calibri"/>
@@ -10022,7 +10044,7 @@
                           <w:t>•</w:t>
                           <w:tab/>
                         </w:r>
-                        <w:hyperlink r:id="rId53">
+                        <w:hyperlink r:id="rId55">
                           <w:r>
                             <w:rPr>
                               <w:rFonts w:ascii="Calibri" w:hAnsi="Calibri"/>
@@ -10065,7 +10087,7 @@
                           <w:t>•</w:t>
                           <w:tab/>
                         </w:r>
-                        <w:hyperlink r:id="rId54">
+                        <w:hyperlink r:id="rId56">
                           <w:r>
                             <w:rPr>
                               <w:rFonts w:ascii="Calibri" w:hAnsi="Calibri"/>
@@ -10108,7 +10130,7 @@
                           <w:t>•</w:t>
                           <w:tab/>
                         </w:r>
-                        <w:hyperlink r:id="rId55">
+                        <w:hyperlink r:id="rId57">
                           <w:r>
                             <w:rPr>
                               <w:rFonts w:ascii="Calibri" w:hAnsi="Calibri"/>
@@ -10151,7 +10173,7 @@
                           <w:t>•</w:t>
                           <w:tab/>
                         </w:r>
-                        <w:hyperlink r:id="rId56">
+                        <w:hyperlink r:id="rId58">
                           <w:r>
                             <w:rPr>
                               <w:rFonts w:ascii="Calibri" w:hAnsi="Calibri"/>
@@ -10632,7 +10654,7 @@
                           <w:t>•</w:t>
                           <w:tab/>
                         </w:r>
-                        <w:hyperlink r:id="rId57">
+                        <w:hyperlink r:id="rId59">
                           <w:r>
                             <w:rPr>
                               <w:rFonts w:ascii="Calibri" w:hAnsi="Calibri"/>
@@ -10664,7 +10686,7 @@
                           <w:t>•</w:t>
                           <w:tab/>
                         </w:r>
-                        <w:hyperlink r:id="rId58">
+                        <w:hyperlink r:id="rId60">
                           <w:r>
                             <w:rPr>
                               <w:rFonts w:ascii="Calibri" w:hAnsi="Calibri"/>
@@ -11094,7 +11116,7 @@
                           <w:t>•</w:t>
                           <w:tab/>
                         </w:r>
-                        <w:hyperlink r:id="rId59">
+                        <w:hyperlink r:id="rId61">
                           <w:r>
                             <w:rPr>
                               <w:rFonts w:ascii="Calibri" w:hAnsi="Calibri"/>
@@ -11153,7 +11175,7 @@
                           <w:t>•</w:t>
                           <w:tab/>
                         </w:r>
-                        <w:hyperlink r:id="rId60">
+                        <w:hyperlink r:id="rId62">
                           <w:r>
                             <w:rPr>
                               <w:rFonts w:ascii="Calibri" w:hAnsi="Calibri"/>
@@ -11212,7 +11234,7 @@
                           <w:t>•</w:t>
                           <w:tab/>
                         </w:r>
-                        <w:hyperlink r:id="rId61">
+                        <w:hyperlink r:id="rId63">
                           <w:r>
                             <w:rPr>
                               <w:rFonts w:ascii="Calibri" w:hAnsi="Calibri"/>
@@ -11255,7 +11277,7 @@
                           <w:t>•</w:t>
                           <w:tab/>
                         </w:r>
-                        <w:hyperlink r:id="rId62">
+                        <w:hyperlink r:id="rId64">
                           <w:r>
                             <w:rPr>
                               <w:rFonts w:ascii="Calibri" w:hAnsi="Calibri"/>
@@ -11298,7 +11320,7 @@
                           <w:t>•</w:t>
                           <w:tab/>
                         </w:r>
-                        <w:hyperlink r:id="rId63">
+                        <w:hyperlink r:id="rId65">
                           <w:r>
                             <w:rPr>
                               <w:rFonts w:ascii="Calibri" w:hAnsi="Calibri"/>
@@ -11341,7 +11363,7 @@
                           <w:t>•</w:t>
                           <w:tab/>
                         </w:r>
-                        <w:hyperlink r:id="rId64">
+                        <w:hyperlink r:id="rId66">
                           <w:r>
                             <w:rPr>
                               <w:rFonts w:ascii="Calibri" w:hAnsi="Calibri"/>
@@ -11790,7 +11812,7 @@
                           <w:t>•</w:t>
                           <w:tab/>
                         </w:r>
-                        <w:hyperlink r:id="rId65">
+                        <w:hyperlink r:id="rId67">
                           <w:r>
                             <w:rPr>
                               <w:rFonts w:ascii="Calibri" w:hAnsi="Calibri"/>
@@ -12403,7 +12425,7 @@
                           <w:t>•</w:t>
                           <w:tab/>
                         </w:r>
-                        <w:hyperlink r:id="rId66">
+                        <w:hyperlink r:id="rId68">
                           <w:r>
                             <w:rPr>
                               <w:rFonts w:ascii="Calibri" w:hAnsi="Calibri"/>
@@ -12753,7 +12775,7 @@
                           <w:t>•</w:t>
                           <w:tab/>
                         </w:r>
-                        <w:hyperlink r:id="rId67">
+                        <w:hyperlink r:id="rId69">
                           <w:r>
                             <w:rPr>
                               <w:rFonts w:ascii="Calibri" w:hAnsi="Calibri"/>
@@ -13453,7 +13475,7 @@
                           <w:t>•</w:t>
                           <w:tab/>
                         </w:r>
-                        <w:hyperlink r:id="rId68">
+                        <w:hyperlink r:id="rId70">
                           <w:r>
                             <w:rPr>
                               <w:rFonts w:ascii="Calibri" w:hAnsi="Calibri"/>
@@ -13496,7 +13518,7 @@
                           <w:t>•</w:t>
                           <w:tab/>
                         </w:r>
-                        <w:hyperlink r:id="rId69">
+                        <w:hyperlink r:id="rId71">
                           <w:r>
                             <w:rPr>
                               <w:rFonts w:ascii="Calibri" w:hAnsi="Calibri"/>
@@ -13572,7 +13594,7 @@
                           <w:t>•</w:t>
                           <w:tab/>
                         </w:r>
-                        <w:hyperlink r:id="rId70">
+                        <w:hyperlink r:id="rId72">
                           <w:r>
                             <w:rPr>
                               <w:rFonts w:ascii="Calibri" w:hAnsi="Calibri"/>
@@ -13631,7 +13653,7 @@
                           <w:t>•</w:t>
                           <w:tab/>
                         </w:r>
-                        <w:hyperlink r:id="rId71">
+                        <w:hyperlink r:id="rId73">
                           <w:r>
                             <w:rPr>
                               <w:rFonts w:ascii="Calibri" w:hAnsi="Calibri"/>
@@ -13761,7 +13783,7 @@
                           <w:t>•</w:t>
                           <w:tab/>
                         </w:r>
-                        <w:hyperlink r:id="rId72">
+                        <w:hyperlink r:id="rId74">
                           <w:r>
                             <w:rPr>
                               <w:rFonts w:ascii="Calibri" w:hAnsi="Calibri"/>
@@ -13793,7 +13815,7 @@
                           <w:t>•</w:t>
                           <w:tab/>
                         </w:r>
-                        <w:hyperlink r:id="rId73">
+                        <w:hyperlink r:id="rId75">
                           <w:r>
                             <w:rPr>
                               <w:rFonts w:ascii="Calibri" w:hAnsi="Calibri"/>
